--- a/Documentation/TEst reports/3.3/Menu teksten from Corine and Bert.docx
+++ b/Documentation/TEst reports/3.3/Menu teksten from Corine and Bert.docx
@@ -7,30 +7,30 @@
         <w:tblStyle w:val="Tabelraster"/>
         <w:tblW w:w="9062" w:type="dxa"/>
         <w:jc w:val="left"/>
-        <w:tblInd w:w="0" w:type="dxa"/>
+        <w:tblInd w:w="-5" w:type="dxa"/>
         <w:tblCellMar>
           <w:top w:w="0" w:type="dxa"/>
-          <w:left w:w="108" w:type="dxa"/>
+          <w:left w:w="103" w:type="dxa"/>
           <w:bottom w:w="0" w:type="dxa"/>
           <w:right w:w="108" w:type="dxa"/>
         </w:tblCellMar>
         <w:tblLook w:noVBand="1" w:val="04a0" w:noHBand="0" w:lastColumn="0" w:firstColumn="1" w:lastRow="0" w:firstRow="1"/>
       </w:tblPr>
       <w:tblGrid>
-        <w:gridCol w:w="1113"/>
+        <w:gridCol w:w="1112"/>
         <w:gridCol w:w="3728"/>
-        <w:gridCol w:w="1933"/>
+        <w:gridCol w:w="1934"/>
         <w:gridCol w:w="2287"/>
       </w:tblGrid>
       <w:tr>
         <w:trPr/>
         <w:tc>
           <w:tcPr>
-            <w:tcW w:w="1113" w:type="dxa"/>
-            <w:tcBorders/>
-            <w:shd w:fill="auto" w:val="clear"/>
-            <w:tcMar>
-              <w:left w:w="108" w:type="dxa"/>
+            <w:tcW w:w="1112" w:type="dxa"/>
+            <w:tcBorders/>
+            <w:shd w:fill="auto" w:val="clear"/>
+            <w:tcMar>
+              <w:left w:w="103" w:type="dxa"/>
             </w:tcMar>
           </w:tcPr>
           <w:p>
@@ -50,7 +50,7 @@
             <w:tcBorders/>
             <w:shd w:fill="auto" w:val="clear"/>
             <w:tcMar>
-              <w:left w:w="108" w:type="dxa"/>
+              <w:left w:w="103" w:type="dxa"/>
             </w:tcMar>
           </w:tcPr>
           <w:p>
@@ -67,11 +67,11 @@
         </w:tc>
         <w:tc>
           <w:tcPr>
-            <w:tcW w:w="1933" w:type="dxa"/>
-            <w:tcBorders/>
-            <w:shd w:fill="auto" w:val="clear"/>
-            <w:tcMar>
-              <w:left w:w="108" w:type="dxa"/>
+            <w:tcW w:w="1934" w:type="dxa"/>
+            <w:tcBorders/>
+            <w:shd w:fill="auto" w:val="clear"/>
+            <w:tcMar>
+              <w:left w:w="103" w:type="dxa"/>
             </w:tcMar>
           </w:tcPr>
           <w:p>
@@ -91,7 +91,7 @@
             <w:tcBorders/>
             <w:shd w:fill="auto" w:val="clear"/>
             <w:tcMar>
-              <w:left w:w="108" w:type="dxa"/>
+              <w:left w:w="103" w:type="dxa"/>
             </w:tcMar>
           </w:tcPr>
           <w:p>
@@ -111,11 +111,11 @@
         <w:trPr/>
         <w:tc>
           <w:tcPr>
-            <w:tcW w:w="1113" w:type="dxa"/>
-            <w:tcBorders/>
-            <w:shd w:fill="auto" w:val="clear"/>
-            <w:tcMar>
-              <w:left w:w="108" w:type="dxa"/>
+            <w:tcW w:w="1112" w:type="dxa"/>
+            <w:tcBorders/>
+            <w:shd w:fill="auto" w:val="clear"/>
+            <w:tcMar>
+              <w:left w:w="103" w:type="dxa"/>
             </w:tcMar>
           </w:tcPr>
           <w:p>
@@ -136,7 +136,7 @@
             <w:tcBorders/>
             <w:shd w:fill="auto" w:val="clear"/>
             <w:tcMar>
-              <w:left w:w="108" w:type="dxa"/>
+              <w:left w:w="103" w:type="dxa"/>
             </w:tcMar>
           </w:tcPr>
           <w:p>
@@ -153,11 +153,11 @@
         </w:tc>
         <w:tc>
           <w:tcPr>
-            <w:tcW w:w="1933" w:type="dxa"/>
-            <w:tcBorders/>
-            <w:shd w:fill="auto" w:val="clear"/>
-            <w:tcMar>
-              <w:left w:w="108" w:type="dxa"/>
+            <w:tcW w:w="1934" w:type="dxa"/>
+            <w:tcBorders/>
+            <w:shd w:fill="auto" w:val="clear"/>
+            <w:tcMar>
+              <w:left w:w="103" w:type="dxa"/>
             </w:tcMar>
           </w:tcPr>
           <w:p>
@@ -177,7 +177,7 @@
             <w:tcBorders/>
             <w:shd w:fill="auto" w:val="clear"/>
             <w:tcMar>
-              <w:left w:w="108" w:type="dxa"/>
+              <w:left w:w="103" w:type="dxa"/>
             </w:tcMar>
           </w:tcPr>
           <w:p>
@@ -197,11 +197,11 @@
         <w:trPr/>
         <w:tc>
           <w:tcPr>
-            <w:tcW w:w="1113" w:type="dxa"/>
-            <w:tcBorders/>
-            <w:shd w:fill="auto" w:val="clear"/>
-            <w:tcMar>
-              <w:left w:w="108" w:type="dxa"/>
+            <w:tcW w:w="1112" w:type="dxa"/>
+            <w:tcBorders/>
+            <w:shd w:fill="auto" w:val="clear"/>
+            <w:tcMar>
+              <w:left w:w="103" w:type="dxa"/>
             </w:tcMar>
           </w:tcPr>
           <w:p>
@@ -221,7 +221,7 @@
             <w:tcBorders/>
             <w:shd w:fill="auto" w:val="clear"/>
             <w:tcMar>
-              <w:left w:w="108" w:type="dxa"/>
+              <w:left w:w="103" w:type="dxa"/>
             </w:tcMar>
           </w:tcPr>
           <w:p>
@@ -238,11 +238,11 @@
         </w:tc>
         <w:tc>
           <w:tcPr>
-            <w:tcW w:w="1933" w:type="dxa"/>
-            <w:tcBorders/>
-            <w:shd w:fill="auto" w:val="clear"/>
-            <w:tcMar>
-              <w:left w:w="108" w:type="dxa"/>
+            <w:tcW w:w="1934" w:type="dxa"/>
+            <w:tcBorders/>
+            <w:shd w:fill="auto" w:val="clear"/>
+            <w:tcMar>
+              <w:left w:w="103" w:type="dxa"/>
             </w:tcMar>
           </w:tcPr>
           <w:p>
@@ -262,7 +262,7 @@
             <w:tcBorders/>
             <w:shd w:fill="auto" w:val="clear"/>
             <w:tcMar>
-              <w:left w:w="108" w:type="dxa"/>
+              <w:left w:w="103" w:type="dxa"/>
             </w:tcMar>
           </w:tcPr>
           <w:p>
@@ -281,11 +281,11 @@
         <w:trPr/>
         <w:tc>
           <w:tcPr>
-            <w:tcW w:w="1113" w:type="dxa"/>
-            <w:tcBorders/>
-            <w:shd w:fill="auto" w:val="clear"/>
-            <w:tcMar>
-              <w:left w:w="108" w:type="dxa"/>
+            <w:tcW w:w="1112" w:type="dxa"/>
+            <w:tcBorders/>
+            <w:shd w:fill="auto" w:val="clear"/>
+            <w:tcMar>
+              <w:left w:w="103" w:type="dxa"/>
             </w:tcMar>
           </w:tcPr>
           <w:p>
@@ -306,7 +306,7 @@
             <w:tcBorders/>
             <w:shd w:fill="auto" w:val="clear"/>
             <w:tcMar>
-              <w:left w:w="108" w:type="dxa"/>
+              <w:left w:w="103" w:type="dxa"/>
             </w:tcMar>
           </w:tcPr>
           <w:p>
@@ -323,11 +323,11 @@
         </w:tc>
         <w:tc>
           <w:tcPr>
-            <w:tcW w:w="1933" w:type="dxa"/>
-            <w:tcBorders/>
-            <w:shd w:fill="auto" w:val="clear"/>
-            <w:tcMar>
-              <w:left w:w="108" w:type="dxa"/>
+            <w:tcW w:w="1934" w:type="dxa"/>
+            <w:tcBorders/>
+            <w:shd w:fill="auto" w:val="clear"/>
+            <w:tcMar>
+              <w:left w:w="103" w:type="dxa"/>
             </w:tcMar>
           </w:tcPr>
           <w:p>
@@ -347,7 +347,7 @@
             <w:tcBorders/>
             <w:shd w:fill="auto" w:val="clear"/>
             <w:tcMar>
-              <w:left w:w="108" w:type="dxa"/>
+              <w:left w:w="103" w:type="dxa"/>
             </w:tcMar>
           </w:tcPr>
           <w:p>
@@ -369,11 +369,11 @@
         <w:trPr/>
         <w:tc>
           <w:tcPr>
-            <w:tcW w:w="1113" w:type="dxa"/>
-            <w:tcBorders/>
-            <w:shd w:fill="auto" w:val="clear"/>
-            <w:tcMar>
-              <w:left w:w="108" w:type="dxa"/>
+            <w:tcW w:w="1112" w:type="dxa"/>
+            <w:tcBorders/>
+            <w:shd w:fill="auto" w:val="clear"/>
+            <w:tcMar>
+              <w:left w:w="103" w:type="dxa"/>
             </w:tcMar>
           </w:tcPr>
           <w:p>
@@ -393,7 +393,7 @@
             <w:tcBorders/>
             <w:shd w:fill="auto" w:val="clear"/>
             <w:tcMar>
-              <w:left w:w="108" w:type="dxa"/>
+              <w:left w:w="103" w:type="dxa"/>
             </w:tcMar>
           </w:tcPr>
           <w:p>
@@ -410,11 +410,11 @@
         </w:tc>
         <w:tc>
           <w:tcPr>
-            <w:tcW w:w="1933" w:type="dxa"/>
-            <w:tcBorders/>
-            <w:shd w:fill="auto" w:val="clear"/>
-            <w:tcMar>
-              <w:left w:w="108" w:type="dxa"/>
+            <w:tcW w:w="1934" w:type="dxa"/>
+            <w:tcBorders/>
+            <w:shd w:fill="auto" w:val="clear"/>
+            <w:tcMar>
+              <w:left w:w="103" w:type="dxa"/>
             </w:tcMar>
           </w:tcPr>
           <w:p>
@@ -434,7 +434,7 @@
             <w:tcBorders/>
             <w:shd w:fill="auto" w:val="clear"/>
             <w:tcMar>
-              <w:left w:w="108" w:type="dxa"/>
+              <w:left w:w="103" w:type="dxa"/>
             </w:tcMar>
           </w:tcPr>
           <w:p>
@@ -453,11 +453,11 @@
         <w:trPr/>
         <w:tc>
           <w:tcPr>
-            <w:tcW w:w="1113" w:type="dxa"/>
-            <w:tcBorders/>
-            <w:shd w:fill="auto" w:val="clear"/>
-            <w:tcMar>
-              <w:left w:w="108" w:type="dxa"/>
+            <w:tcW w:w="1112" w:type="dxa"/>
+            <w:tcBorders/>
+            <w:shd w:fill="auto" w:val="clear"/>
+            <w:tcMar>
+              <w:left w:w="103" w:type="dxa"/>
             </w:tcMar>
           </w:tcPr>
           <w:p>
@@ -477,7 +477,7 @@
             <w:tcBorders/>
             <w:shd w:fill="auto" w:val="clear"/>
             <w:tcMar>
-              <w:left w:w="108" w:type="dxa"/>
+              <w:left w:w="103" w:type="dxa"/>
             </w:tcMar>
           </w:tcPr>
           <w:p>
@@ -494,11 +494,11 @@
         </w:tc>
         <w:tc>
           <w:tcPr>
-            <w:tcW w:w="1933" w:type="dxa"/>
-            <w:tcBorders/>
-            <w:shd w:fill="auto" w:val="clear"/>
-            <w:tcMar>
-              <w:left w:w="108" w:type="dxa"/>
+            <w:tcW w:w="1934" w:type="dxa"/>
+            <w:tcBorders/>
+            <w:shd w:fill="auto" w:val="clear"/>
+            <w:tcMar>
+              <w:left w:w="103" w:type="dxa"/>
             </w:tcMar>
           </w:tcPr>
           <w:p>
@@ -518,7 +518,7 @@
             <w:tcBorders/>
             <w:shd w:fill="auto" w:val="clear"/>
             <w:tcMar>
-              <w:left w:w="108" w:type="dxa"/>
+              <w:left w:w="103" w:type="dxa"/>
             </w:tcMar>
           </w:tcPr>
           <w:p>
@@ -537,11 +537,11 @@
         <w:trPr/>
         <w:tc>
           <w:tcPr>
-            <w:tcW w:w="1113" w:type="dxa"/>
-            <w:tcBorders/>
-            <w:shd w:fill="auto" w:val="clear"/>
-            <w:tcMar>
-              <w:left w:w="108" w:type="dxa"/>
+            <w:tcW w:w="1112" w:type="dxa"/>
+            <w:tcBorders/>
+            <w:shd w:fill="auto" w:val="clear"/>
+            <w:tcMar>
+              <w:left w:w="103" w:type="dxa"/>
             </w:tcMar>
           </w:tcPr>
           <w:p>
@@ -561,7 +561,7 @@
             <w:tcBorders/>
             <w:shd w:fill="auto" w:val="clear"/>
             <w:tcMar>
-              <w:left w:w="108" w:type="dxa"/>
+              <w:left w:w="103" w:type="dxa"/>
             </w:tcMar>
           </w:tcPr>
           <w:p>
@@ -578,11 +578,11 @@
         </w:tc>
         <w:tc>
           <w:tcPr>
-            <w:tcW w:w="1933" w:type="dxa"/>
-            <w:tcBorders/>
-            <w:shd w:fill="auto" w:val="clear"/>
-            <w:tcMar>
-              <w:left w:w="108" w:type="dxa"/>
+            <w:tcW w:w="1934" w:type="dxa"/>
+            <w:tcBorders/>
+            <w:shd w:fill="auto" w:val="clear"/>
+            <w:tcMar>
+              <w:left w:w="103" w:type="dxa"/>
             </w:tcMar>
           </w:tcPr>
           <w:p>
@@ -602,7 +602,7 @@
             <w:tcBorders/>
             <w:shd w:fill="auto" w:val="clear"/>
             <w:tcMar>
-              <w:left w:w="108" w:type="dxa"/>
+              <w:left w:w="103" w:type="dxa"/>
             </w:tcMar>
           </w:tcPr>
           <w:p>
@@ -621,11 +621,11 @@
         <w:trPr/>
         <w:tc>
           <w:tcPr>
-            <w:tcW w:w="1113" w:type="dxa"/>
-            <w:tcBorders/>
-            <w:shd w:fill="auto" w:val="clear"/>
-            <w:tcMar>
-              <w:left w:w="108" w:type="dxa"/>
+            <w:tcW w:w="1112" w:type="dxa"/>
+            <w:tcBorders/>
+            <w:shd w:fill="auto" w:val="clear"/>
+            <w:tcMar>
+              <w:left w:w="103" w:type="dxa"/>
             </w:tcMar>
           </w:tcPr>
           <w:p>
@@ -646,7 +646,7 @@
             <w:tcBorders/>
             <w:shd w:fill="auto" w:val="clear"/>
             <w:tcMar>
-              <w:left w:w="108" w:type="dxa"/>
+              <w:left w:w="103" w:type="dxa"/>
             </w:tcMar>
           </w:tcPr>
           <w:p>
@@ -663,11 +663,11 @@
         </w:tc>
         <w:tc>
           <w:tcPr>
-            <w:tcW w:w="1933" w:type="dxa"/>
-            <w:tcBorders/>
-            <w:shd w:fill="auto" w:val="clear"/>
-            <w:tcMar>
-              <w:left w:w="108" w:type="dxa"/>
+            <w:tcW w:w="1934" w:type="dxa"/>
+            <w:tcBorders/>
+            <w:shd w:fill="auto" w:val="clear"/>
+            <w:tcMar>
+              <w:left w:w="103" w:type="dxa"/>
             </w:tcMar>
           </w:tcPr>
           <w:p>
@@ -687,9 +687,20 @@
             <w:tcBorders/>
             <w:shd w:fill="auto" w:val="clear"/>
             <w:tcMar>
-              <w:left w:w="108" w:type="dxa"/>
-            </w:tcMar>
-          </w:tcPr>
+              <w:left w:w="103" w:type="dxa"/>
+            </w:tcMar>
+          </w:tcPr>
+          <w:p>
+            <w:pPr>
+              <w:pStyle w:val="Normal"/>
+              <w:spacing w:lineRule="auto" w:line="240" w:before="0" w:after="0"/>
+              <w:rPr/>
+            </w:pPr>
+            <w:r>
+              <w:rPr/>
+              <w:t>JSJ</w:t>
+            </w:r>
+          </w:p>
           <w:p>
             <w:pPr>
               <w:pStyle w:val="Normal"/>
@@ -707,11 +718,11 @@
         <w:trPr/>
         <w:tc>
           <w:tcPr>
-            <w:tcW w:w="1113" w:type="dxa"/>
-            <w:tcBorders/>
-            <w:shd w:fill="auto" w:val="clear"/>
-            <w:tcMar>
-              <w:left w:w="108" w:type="dxa"/>
+            <w:tcW w:w="1112" w:type="dxa"/>
+            <w:tcBorders/>
+            <w:shd w:fill="auto" w:val="clear"/>
+            <w:tcMar>
+              <w:left w:w="103" w:type="dxa"/>
             </w:tcMar>
           </w:tcPr>
           <w:p>
@@ -732,7 +743,7 @@
             <w:tcBorders/>
             <w:shd w:fill="auto" w:val="clear"/>
             <w:tcMar>
-              <w:left w:w="108" w:type="dxa"/>
+              <w:left w:w="103" w:type="dxa"/>
             </w:tcMar>
           </w:tcPr>
           <w:p>
@@ -749,11 +760,11 @@
         </w:tc>
         <w:tc>
           <w:tcPr>
-            <w:tcW w:w="1933" w:type="dxa"/>
-            <w:tcBorders/>
-            <w:shd w:fill="auto" w:val="clear"/>
-            <w:tcMar>
-              <w:left w:w="108" w:type="dxa"/>
+            <w:tcW w:w="1934" w:type="dxa"/>
+            <w:tcBorders/>
+            <w:shd w:fill="auto" w:val="clear"/>
+            <w:tcMar>
+              <w:left w:w="103" w:type="dxa"/>
             </w:tcMar>
           </w:tcPr>
           <w:p>
@@ -773,9 +784,20 @@
             <w:tcBorders/>
             <w:shd w:fill="auto" w:val="clear"/>
             <w:tcMar>
-              <w:left w:w="108" w:type="dxa"/>
-            </w:tcMar>
-          </w:tcPr>
+              <w:left w:w="103" w:type="dxa"/>
+            </w:tcMar>
+          </w:tcPr>
+          <w:p>
+            <w:pPr>
+              <w:pStyle w:val="Normal"/>
+              <w:spacing w:lineRule="auto" w:line="240" w:before="0" w:after="0"/>
+              <w:rPr/>
+            </w:pPr>
+            <w:r>
+              <w:rPr/>
+              <w:t>JSJ</w:t>
+            </w:r>
+          </w:p>
           <w:p>
             <w:pPr>
               <w:pStyle w:val="Normal"/>
@@ -793,11 +815,11 @@
         <w:trPr/>
         <w:tc>
           <w:tcPr>
-            <w:tcW w:w="1113" w:type="dxa"/>
-            <w:tcBorders/>
-            <w:shd w:fill="auto" w:val="clear"/>
-            <w:tcMar>
-              <w:left w:w="108" w:type="dxa"/>
+            <w:tcW w:w="1112" w:type="dxa"/>
+            <w:tcBorders/>
+            <w:shd w:fill="auto" w:val="clear"/>
+            <w:tcMar>
+              <w:left w:w="103" w:type="dxa"/>
             </w:tcMar>
           </w:tcPr>
           <w:p>
@@ -817,27 +839,27 @@
             <w:tcBorders/>
             <w:shd w:fill="auto" w:val="clear"/>
             <w:tcMar>
-              <w:left w:w="108" w:type="dxa"/>
-            </w:tcMar>
-          </w:tcPr>
-          <w:p>
-            <w:pPr>
-              <w:pStyle w:val="Normal"/>
-              <w:spacing w:lineRule="auto" w:line="240" w:before="0" w:after="0"/>
-              <w:rPr/>
-            </w:pPr>
-            <w:r>
-              <w:rPr/>
-            </w:r>
-          </w:p>
-        </w:tc>
-        <w:tc>
-          <w:tcPr>
-            <w:tcW w:w="1933" w:type="dxa"/>
-            <w:tcBorders/>
-            <w:shd w:fill="auto" w:val="clear"/>
-            <w:tcMar>
-              <w:left w:w="108" w:type="dxa"/>
+              <w:left w:w="103" w:type="dxa"/>
+            </w:tcMar>
+          </w:tcPr>
+          <w:p>
+            <w:pPr>
+              <w:pStyle w:val="Normal"/>
+              <w:spacing w:lineRule="auto" w:line="240" w:before="0" w:after="0"/>
+              <w:rPr/>
+            </w:pPr>
+            <w:r>
+              <w:rPr/>
+            </w:r>
+          </w:p>
+        </w:tc>
+        <w:tc>
+          <w:tcPr>
+            <w:tcW w:w="1934" w:type="dxa"/>
+            <w:tcBorders/>
+            <w:shd w:fill="auto" w:val="clear"/>
+            <w:tcMar>
+              <w:left w:w="103" w:type="dxa"/>
             </w:tcMar>
           </w:tcPr>
           <w:p>
@@ -858,7 +880,7 @@
             <w:tcBorders/>
             <w:shd w:fill="auto" w:val="clear"/>
             <w:tcMar>
-              <w:left w:w="108" w:type="dxa"/>
+              <w:left w:w="103" w:type="dxa"/>
             </w:tcMar>
           </w:tcPr>
           <w:p>
@@ -877,11 +899,11 @@
         <w:trPr/>
         <w:tc>
           <w:tcPr>
-            <w:tcW w:w="1113" w:type="dxa"/>
-            <w:tcBorders/>
-            <w:shd w:fill="auto" w:val="clear"/>
-            <w:tcMar>
-              <w:left w:w="108" w:type="dxa"/>
+            <w:tcW w:w="1112" w:type="dxa"/>
+            <w:tcBorders/>
+            <w:shd w:fill="auto" w:val="clear"/>
+            <w:tcMar>
+              <w:left w:w="103" w:type="dxa"/>
             </w:tcMar>
           </w:tcPr>
           <w:p>
@@ -901,27 +923,27 @@
             <w:tcBorders/>
             <w:shd w:fill="auto" w:val="clear"/>
             <w:tcMar>
-              <w:left w:w="108" w:type="dxa"/>
-            </w:tcMar>
-          </w:tcPr>
-          <w:p>
-            <w:pPr>
-              <w:pStyle w:val="Normal"/>
-              <w:spacing w:lineRule="auto" w:line="240" w:before="0" w:after="0"/>
-              <w:rPr/>
-            </w:pPr>
-            <w:r>
-              <w:rPr/>
-            </w:r>
-          </w:p>
-        </w:tc>
-        <w:tc>
-          <w:tcPr>
-            <w:tcW w:w="1933" w:type="dxa"/>
-            <w:tcBorders/>
-            <w:shd w:fill="auto" w:val="clear"/>
-            <w:tcMar>
-              <w:left w:w="108" w:type="dxa"/>
+              <w:left w:w="103" w:type="dxa"/>
+            </w:tcMar>
+          </w:tcPr>
+          <w:p>
+            <w:pPr>
+              <w:pStyle w:val="Normal"/>
+              <w:spacing w:lineRule="auto" w:line="240" w:before="0" w:after="0"/>
+              <w:rPr/>
+            </w:pPr>
+            <w:r>
+              <w:rPr/>
+            </w:r>
+          </w:p>
+        </w:tc>
+        <w:tc>
+          <w:tcPr>
+            <w:tcW w:w="1934" w:type="dxa"/>
+            <w:tcBorders/>
+            <w:shd w:fill="auto" w:val="clear"/>
+            <w:tcMar>
+              <w:left w:w="103" w:type="dxa"/>
             </w:tcMar>
           </w:tcPr>
           <w:p>
@@ -942,7 +964,7 @@
             <w:tcBorders/>
             <w:shd w:fill="auto" w:val="clear"/>
             <w:tcMar>
-              <w:left w:w="108" w:type="dxa"/>
+              <w:left w:w="103" w:type="dxa"/>
             </w:tcMar>
           </w:tcPr>
           <w:p>
@@ -961,11 +983,11 @@
         <w:trPr/>
         <w:tc>
           <w:tcPr>
-            <w:tcW w:w="1113" w:type="dxa"/>
-            <w:tcBorders/>
-            <w:shd w:fill="auto" w:val="clear"/>
-            <w:tcMar>
-              <w:left w:w="108" w:type="dxa"/>
+            <w:tcW w:w="1112" w:type="dxa"/>
+            <w:tcBorders/>
+            <w:shd w:fill="auto" w:val="clear"/>
+            <w:tcMar>
+              <w:left w:w="103" w:type="dxa"/>
             </w:tcMar>
           </w:tcPr>
           <w:p>
@@ -986,27 +1008,27 @@
             <w:tcBorders/>
             <w:shd w:fill="auto" w:val="clear"/>
             <w:tcMar>
-              <w:left w:w="108" w:type="dxa"/>
-            </w:tcMar>
-          </w:tcPr>
-          <w:p>
-            <w:pPr>
-              <w:pStyle w:val="Normal"/>
-              <w:spacing w:lineRule="auto" w:line="240" w:before="0" w:after="0"/>
-              <w:rPr/>
-            </w:pPr>
-            <w:r>
-              <w:rPr/>
-            </w:r>
-          </w:p>
-        </w:tc>
-        <w:tc>
-          <w:tcPr>
-            <w:tcW w:w="1933" w:type="dxa"/>
-            <w:tcBorders/>
-            <w:shd w:fill="auto" w:val="clear"/>
-            <w:tcMar>
-              <w:left w:w="108" w:type="dxa"/>
+              <w:left w:w="103" w:type="dxa"/>
+            </w:tcMar>
+          </w:tcPr>
+          <w:p>
+            <w:pPr>
+              <w:pStyle w:val="Normal"/>
+              <w:spacing w:lineRule="auto" w:line="240" w:before="0" w:after="0"/>
+              <w:rPr/>
+            </w:pPr>
+            <w:r>
+              <w:rPr/>
+            </w:r>
+          </w:p>
+        </w:tc>
+        <w:tc>
+          <w:tcPr>
+            <w:tcW w:w="1934" w:type="dxa"/>
+            <w:tcBorders/>
+            <w:shd w:fill="auto" w:val="clear"/>
+            <w:tcMar>
+              <w:left w:w="103" w:type="dxa"/>
             </w:tcMar>
           </w:tcPr>
           <w:p>
@@ -1027,9 +1049,20 @@
             <w:tcBorders/>
             <w:shd w:fill="auto" w:val="clear"/>
             <w:tcMar>
-              <w:left w:w="108" w:type="dxa"/>
-            </w:tcMar>
-          </w:tcPr>
+              <w:left w:w="103" w:type="dxa"/>
+            </w:tcMar>
+          </w:tcPr>
+          <w:p>
+            <w:pPr>
+              <w:pStyle w:val="Normal"/>
+              <w:spacing w:lineRule="auto" w:line="240" w:before="0" w:after="0"/>
+              <w:rPr/>
+            </w:pPr>
+            <w:r>
+              <w:rPr/>
+              <w:t>JSJ</w:t>
+            </w:r>
+          </w:p>
           <w:p>
             <w:pPr>
               <w:pStyle w:val="Normal"/>
@@ -1047,11 +1080,11 @@
         <w:trPr/>
         <w:tc>
           <w:tcPr>
-            <w:tcW w:w="1113" w:type="dxa"/>
-            <w:tcBorders/>
-            <w:shd w:fill="auto" w:val="clear"/>
-            <w:tcMar>
-              <w:left w:w="108" w:type="dxa"/>
+            <w:tcW w:w="1112" w:type="dxa"/>
+            <w:tcBorders/>
+            <w:shd w:fill="auto" w:val="clear"/>
+            <w:tcMar>
+              <w:left w:w="103" w:type="dxa"/>
             </w:tcMar>
           </w:tcPr>
           <w:p>
@@ -1071,27 +1104,27 @@
             <w:tcBorders/>
             <w:shd w:fill="auto" w:val="clear"/>
             <w:tcMar>
-              <w:left w:w="108" w:type="dxa"/>
-            </w:tcMar>
-          </w:tcPr>
-          <w:p>
-            <w:pPr>
-              <w:pStyle w:val="Normal"/>
-              <w:spacing w:lineRule="auto" w:line="240" w:before="0" w:after="0"/>
-              <w:rPr/>
-            </w:pPr>
-            <w:r>
-              <w:rPr/>
-            </w:r>
-          </w:p>
-        </w:tc>
-        <w:tc>
-          <w:tcPr>
-            <w:tcW w:w="1933" w:type="dxa"/>
-            <w:tcBorders/>
-            <w:shd w:fill="auto" w:val="clear"/>
-            <w:tcMar>
-              <w:left w:w="108" w:type="dxa"/>
+              <w:left w:w="103" w:type="dxa"/>
+            </w:tcMar>
+          </w:tcPr>
+          <w:p>
+            <w:pPr>
+              <w:pStyle w:val="Normal"/>
+              <w:spacing w:lineRule="auto" w:line="240" w:before="0" w:after="0"/>
+              <w:rPr/>
+            </w:pPr>
+            <w:r>
+              <w:rPr/>
+            </w:r>
+          </w:p>
+        </w:tc>
+        <w:tc>
+          <w:tcPr>
+            <w:tcW w:w="1934" w:type="dxa"/>
+            <w:tcBorders/>
+            <w:shd w:fill="auto" w:val="clear"/>
+            <w:tcMar>
+              <w:left w:w="103" w:type="dxa"/>
             </w:tcMar>
           </w:tcPr>
           <w:p>
@@ -1112,7 +1145,7 @@
             <w:tcBorders/>
             <w:shd w:fill="auto" w:val="clear"/>
             <w:tcMar>
-              <w:left w:w="108" w:type="dxa"/>
+              <w:left w:w="103" w:type="dxa"/>
             </w:tcMar>
           </w:tcPr>
           <w:p>
@@ -1131,11 +1164,11 @@
         <w:trPr/>
         <w:tc>
           <w:tcPr>
-            <w:tcW w:w="1113" w:type="dxa"/>
-            <w:tcBorders/>
-            <w:shd w:fill="auto" w:val="clear"/>
-            <w:tcMar>
-              <w:left w:w="108" w:type="dxa"/>
+            <w:tcW w:w="1112" w:type="dxa"/>
+            <w:tcBorders/>
+            <w:shd w:fill="auto" w:val="clear"/>
+            <w:tcMar>
+              <w:left w:w="103" w:type="dxa"/>
             </w:tcMar>
           </w:tcPr>
           <w:p>
@@ -1156,7 +1189,7 @@
             <w:tcBorders/>
             <w:shd w:fill="auto" w:val="clear"/>
             <w:tcMar>
-              <w:left w:w="108" w:type="dxa"/>
+              <w:left w:w="103" w:type="dxa"/>
             </w:tcMar>
           </w:tcPr>
           <w:p>
@@ -1173,11 +1206,11 @@
         </w:tc>
         <w:tc>
           <w:tcPr>
-            <w:tcW w:w="1933" w:type="dxa"/>
-            <w:tcBorders/>
-            <w:shd w:fill="auto" w:val="clear"/>
-            <w:tcMar>
-              <w:left w:w="108" w:type="dxa"/>
+            <w:tcW w:w="1934" w:type="dxa"/>
+            <w:tcBorders/>
+            <w:shd w:fill="auto" w:val="clear"/>
+            <w:tcMar>
+              <w:left w:w="103" w:type="dxa"/>
             </w:tcMar>
           </w:tcPr>
           <w:p>
@@ -1197,9 +1230,20 @@
             <w:tcBorders/>
             <w:shd w:fill="auto" w:val="clear"/>
             <w:tcMar>
-              <w:left w:w="108" w:type="dxa"/>
-            </w:tcMar>
-          </w:tcPr>
+              <w:left w:w="103" w:type="dxa"/>
+            </w:tcMar>
+          </w:tcPr>
+          <w:p>
+            <w:pPr>
+              <w:pStyle w:val="Normal"/>
+              <w:spacing w:lineRule="auto" w:line="240" w:before="0" w:after="0"/>
+              <w:rPr/>
+            </w:pPr>
+            <w:r>
+              <w:rPr/>
+              <w:t>JSJ</w:t>
+            </w:r>
+          </w:p>
           <w:p>
             <w:pPr>
               <w:pStyle w:val="Normal"/>
@@ -1217,11 +1261,11 @@
         <w:trPr/>
         <w:tc>
           <w:tcPr>
-            <w:tcW w:w="1113" w:type="dxa"/>
-            <w:tcBorders/>
-            <w:shd w:fill="auto" w:val="clear"/>
-            <w:tcMar>
-              <w:left w:w="108" w:type="dxa"/>
+            <w:tcW w:w="1112" w:type="dxa"/>
+            <w:tcBorders/>
+            <w:shd w:fill="auto" w:val="clear"/>
+            <w:tcMar>
+              <w:left w:w="103" w:type="dxa"/>
             </w:tcMar>
           </w:tcPr>
           <w:p>
@@ -1242,27 +1286,27 @@
             <w:tcBorders/>
             <w:shd w:fill="auto" w:val="clear"/>
             <w:tcMar>
-              <w:left w:w="108" w:type="dxa"/>
-            </w:tcMar>
-          </w:tcPr>
-          <w:p>
-            <w:pPr>
-              <w:pStyle w:val="Normal"/>
-              <w:spacing w:lineRule="auto" w:line="240" w:before="0" w:after="0"/>
-              <w:rPr/>
-            </w:pPr>
-            <w:r>
-              <w:rPr/>
-            </w:r>
-          </w:p>
-        </w:tc>
-        <w:tc>
-          <w:tcPr>
-            <w:tcW w:w="1933" w:type="dxa"/>
-            <w:tcBorders/>
-            <w:shd w:fill="auto" w:val="clear"/>
-            <w:tcMar>
-              <w:left w:w="108" w:type="dxa"/>
+              <w:left w:w="103" w:type="dxa"/>
+            </w:tcMar>
+          </w:tcPr>
+          <w:p>
+            <w:pPr>
+              <w:pStyle w:val="Normal"/>
+              <w:spacing w:lineRule="auto" w:line="240" w:before="0" w:after="0"/>
+              <w:rPr/>
+            </w:pPr>
+            <w:r>
+              <w:rPr/>
+            </w:r>
+          </w:p>
+        </w:tc>
+        <w:tc>
+          <w:tcPr>
+            <w:tcW w:w="1934" w:type="dxa"/>
+            <w:tcBorders/>
+            <w:shd w:fill="auto" w:val="clear"/>
+            <w:tcMar>
+              <w:left w:w="103" w:type="dxa"/>
             </w:tcMar>
           </w:tcPr>
           <w:p>
@@ -1283,9 +1327,20 @@
             <w:tcBorders/>
             <w:shd w:fill="auto" w:val="clear"/>
             <w:tcMar>
-              <w:left w:w="108" w:type="dxa"/>
-            </w:tcMar>
-          </w:tcPr>
+              <w:left w:w="103" w:type="dxa"/>
+            </w:tcMar>
+          </w:tcPr>
+          <w:p>
+            <w:pPr>
+              <w:pStyle w:val="Normal"/>
+              <w:spacing w:lineRule="auto" w:line="240" w:before="0" w:after="0"/>
+              <w:rPr/>
+            </w:pPr>
+            <w:r>
+              <w:rPr/>
+              <w:t>JSJ</w:t>
+            </w:r>
+          </w:p>
           <w:p>
             <w:pPr>
               <w:pStyle w:val="Normal"/>
@@ -1303,11 +1358,11 @@
         <w:trPr/>
         <w:tc>
           <w:tcPr>
-            <w:tcW w:w="1113" w:type="dxa"/>
-            <w:tcBorders/>
-            <w:shd w:fill="auto" w:val="clear"/>
-            <w:tcMar>
-              <w:left w:w="108" w:type="dxa"/>
+            <w:tcW w:w="1112" w:type="dxa"/>
+            <w:tcBorders/>
+            <w:shd w:fill="auto" w:val="clear"/>
+            <w:tcMar>
+              <w:left w:w="103" w:type="dxa"/>
             </w:tcMar>
           </w:tcPr>
           <w:p>
@@ -1328,27 +1383,27 @@
             <w:tcBorders/>
             <w:shd w:fill="auto" w:val="clear"/>
             <w:tcMar>
-              <w:left w:w="108" w:type="dxa"/>
-            </w:tcMar>
-          </w:tcPr>
-          <w:p>
-            <w:pPr>
-              <w:pStyle w:val="Normal"/>
-              <w:spacing w:lineRule="auto" w:line="240" w:before="0" w:after="0"/>
-              <w:rPr/>
-            </w:pPr>
-            <w:r>
-              <w:rPr/>
-            </w:r>
-          </w:p>
-        </w:tc>
-        <w:tc>
-          <w:tcPr>
-            <w:tcW w:w="1933" w:type="dxa"/>
-            <w:tcBorders/>
-            <w:shd w:fill="auto" w:val="clear"/>
-            <w:tcMar>
-              <w:left w:w="108" w:type="dxa"/>
+              <w:left w:w="103" w:type="dxa"/>
+            </w:tcMar>
+          </w:tcPr>
+          <w:p>
+            <w:pPr>
+              <w:pStyle w:val="Normal"/>
+              <w:spacing w:lineRule="auto" w:line="240" w:before="0" w:after="0"/>
+              <w:rPr/>
+            </w:pPr>
+            <w:r>
+              <w:rPr/>
+            </w:r>
+          </w:p>
+        </w:tc>
+        <w:tc>
+          <w:tcPr>
+            <w:tcW w:w="1934" w:type="dxa"/>
+            <w:tcBorders/>
+            <w:shd w:fill="auto" w:val="clear"/>
+            <w:tcMar>
+              <w:left w:w="103" w:type="dxa"/>
             </w:tcMar>
           </w:tcPr>
           <w:p>
@@ -1369,9 +1424,20 @@
             <w:tcBorders/>
             <w:shd w:fill="auto" w:val="clear"/>
             <w:tcMar>
-              <w:left w:w="108" w:type="dxa"/>
-            </w:tcMar>
-          </w:tcPr>
+              <w:left w:w="103" w:type="dxa"/>
+            </w:tcMar>
+          </w:tcPr>
+          <w:p>
+            <w:pPr>
+              <w:pStyle w:val="Normal"/>
+              <w:spacing w:lineRule="auto" w:line="240" w:before="0" w:after="0"/>
+              <w:rPr/>
+            </w:pPr>
+            <w:r>
+              <w:rPr/>
+              <w:t>JSJ</w:t>
+            </w:r>
+          </w:p>
           <w:p>
             <w:pPr>
               <w:pStyle w:val="Normal"/>
@@ -1389,11 +1455,11 @@
         <w:trPr/>
         <w:tc>
           <w:tcPr>
-            <w:tcW w:w="1113" w:type="dxa"/>
-            <w:tcBorders/>
-            <w:shd w:fill="auto" w:val="clear"/>
-            <w:tcMar>
-              <w:left w:w="108" w:type="dxa"/>
+            <w:tcW w:w="1112" w:type="dxa"/>
+            <w:tcBorders/>
+            <w:shd w:fill="auto" w:val="clear"/>
+            <w:tcMar>
+              <w:left w:w="103" w:type="dxa"/>
             </w:tcMar>
           </w:tcPr>
           <w:p>
@@ -1414,7 +1480,7 @@
             <w:tcBorders/>
             <w:shd w:fill="auto" w:val="clear"/>
             <w:tcMar>
-              <w:left w:w="108" w:type="dxa"/>
+              <w:left w:w="103" w:type="dxa"/>
             </w:tcMar>
           </w:tcPr>
           <w:p>
@@ -1431,11 +1497,11 @@
         </w:tc>
         <w:tc>
           <w:tcPr>
-            <w:tcW w:w="1933" w:type="dxa"/>
-            <w:tcBorders/>
-            <w:shd w:fill="auto" w:val="clear"/>
-            <w:tcMar>
-              <w:left w:w="108" w:type="dxa"/>
+            <w:tcW w:w="1934" w:type="dxa"/>
+            <w:tcBorders/>
+            <w:shd w:fill="auto" w:val="clear"/>
+            <w:tcMar>
+              <w:left w:w="103" w:type="dxa"/>
             </w:tcMar>
           </w:tcPr>
           <w:p>
@@ -1455,9 +1521,20 @@
             <w:tcBorders/>
             <w:shd w:fill="auto" w:val="clear"/>
             <w:tcMar>
-              <w:left w:w="108" w:type="dxa"/>
-            </w:tcMar>
-          </w:tcPr>
+              <w:left w:w="103" w:type="dxa"/>
+            </w:tcMar>
+          </w:tcPr>
+          <w:p>
+            <w:pPr>
+              <w:pStyle w:val="Normal"/>
+              <w:spacing w:lineRule="auto" w:line="240" w:before="0" w:after="0"/>
+              <w:rPr/>
+            </w:pPr>
+            <w:r>
+              <w:rPr/>
+              <w:t>JSJ</w:t>
+            </w:r>
+          </w:p>
           <w:p>
             <w:pPr>
               <w:pStyle w:val="Normal"/>
@@ -1495,30 +1572,30 @@
         <w:tblStyle w:val="Tabelraster"/>
         <w:tblW w:w="9062" w:type="dxa"/>
         <w:jc w:val="left"/>
-        <w:tblInd w:w="0" w:type="dxa"/>
+        <w:tblInd w:w="-5" w:type="dxa"/>
         <w:tblCellMar>
           <w:top w:w="0" w:type="dxa"/>
-          <w:left w:w="108" w:type="dxa"/>
+          <w:left w:w="103" w:type="dxa"/>
           <w:bottom w:w="0" w:type="dxa"/>
           <w:right w:w="108" w:type="dxa"/>
         </w:tblCellMar>
         <w:tblLook w:noVBand="1" w:val="04a0" w:noHBand="0" w:lastColumn="0" w:firstColumn="1" w:lastRow="0" w:firstRow="1"/>
       </w:tblPr>
       <w:tblGrid>
-        <w:gridCol w:w="1113"/>
+        <w:gridCol w:w="1112"/>
         <w:gridCol w:w="3728"/>
-        <w:gridCol w:w="1933"/>
+        <w:gridCol w:w="1934"/>
         <w:gridCol w:w="2287"/>
       </w:tblGrid>
       <w:tr>
         <w:trPr/>
         <w:tc>
           <w:tcPr>
-            <w:tcW w:w="1113" w:type="dxa"/>
-            <w:tcBorders/>
-            <w:shd w:fill="auto" w:val="clear"/>
-            <w:tcMar>
-              <w:left w:w="108" w:type="dxa"/>
+            <w:tcW w:w="1112" w:type="dxa"/>
+            <w:tcBorders/>
+            <w:shd w:fill="auto" w:val="clear"/>
+            <w:tcMar>
+              <w:left w:w="103" w:type="dxa"/>
             </w:tcMar>
           </w:tcPr>
           <w:p>
@@ -1538,7 +1615,7 @@
             <w:tcBorders/>
             <w:shd w:fill="auto" w:val="clear"/>
             <w:tcMar>
-              <w:left w:w="108" w:type="dxa"/>
+              <w:left w:w="103" w:type="dxa"/>
             </w:tcMar>
           </w:tcPr>
           <w:p>
@@ -1555,11 +1632,11 @@
         </w:tc>
         <w:tc>
           <w:tcPr>
-            <w:tcW w:w="1933" w:type="dxa"/>
-            <w:tcBorders/>
-            <w:shd w:fill="auto" w:val="clear"/>
-            <w:tcMar>
-              <w:left w:w="108" w:type="dxa"/>
+            <w:tcW w:w="1934" w:type="dxa"/>
+            <w:tcBorders/>
+            <w:shd w:fill="auto" w:val="clear"/>
+            <w:tcMar>
+              <w:left w:w="103" w:type="dxa"/>
             </w:tcMar>
           </w:tcPr>
           <w:p>
@@ -1579,7 +1656,7 @@
             <w:tcBorders/>
             <w:shd w:fill="auto" w:val="clear"/>
             <w:tcMar>
-              <w:left w:w="108" w:type="dxa"/>
+              <w:left w:w="103" w:type="dxa"/>
             </w:tcMar>
           </w:tcPr>
           <w:p>
@@ -1599,11 +1676,11 @@
         <w:trPr/>
         <w:tc>
           <w:tcPr>
-            <w:tcW w:w="1113" w:type="dxa"/>
-            <w:tcBorders/>
-            <w:shd w:fill="auto" w:val="clear"/>
-            <w:tcMar>
-              <w:left w:w="108" w:type="dxa"/>
+            <w:tcW w:w="1112" w:type="dxa"/>
+            <w:tcBorders/>
+            <w:shd w:fill="auto" w:val="clear"/>
+            <w:tcMar>
+              <w:left w:w="103" w:type="dxa"/>
             </w:tcMar>
           </w:tcPr>
           <w:p>
@@ -1624,7 +1701,7 @@
             <w:tcBorders/>
             <w:shd w:fill="auto" w:val="clear"/>
             <w:tcMar>
-              <w:left w:w="108" w:type="dxa"/>
+              <w:left w:w="103" w:type="dxa"/>
             </w:tcMar>
           </w:tcPr>
           <w:p>
@@ -1641,11 +1718,11 @@
         </w:tc>
         <w:tc>
           <w:tcPr>
-            <w:tcW w:w="1933" w:type="dxa"/>
-            <w:tcBorders/>
-            <w:shd w:fill="auto" w:val="clear"/>
-            <w:tcMar>
-              <w:left w:w="108" w:type="dxa"/>
+            <w:tcW w:w="1934" w:type="dxa"/>
+            <w:tcBorders/>
+            <w:shd w:fill="auto" w:val="clear"/>
+            <w:tcMar>
+              <w:left w:w="103" w:type="dxa"/>
             </w:tcMar>
           </w:tcPr>
           <w:p>
@@ -1665,15 +1742,19 @@
             <w:tcBorders/>
             <w:shd w:fill="auto" w:val="clear"/>
             <w:tcMar>
-              <w:left w:w="108" w:type="dxa"/>
-            </w:tcMar>
-          </w:tcPr>
-          <w:p>
-            <w:pPr>
-              <w:pStyle w:val="Normal"/>
-              <w:spacing w:lineRule="auto" w:line="240" w:before="0" w:after="0"/>
-              <w:rPr/>
-            </w:pPr>
+              <w:left w:w="103" w:type="dxa"/>
+            </w:tcMar>
+          </w:tcPr>
+          <w:p>
+            <w:pPr>
+              <w:pStyle w:val="Normal"/>
+              <w:spacing w:lineRule="auto" w:line="240" w:before="0" w:after="0"/>
+              <w:rPr/>
+            </w:pPr>
+            <w:r>
+              <w:rPr/>
+              <w:t xml:space="preserve">JSJ </w:t>
+            </w:r>
             <w:r>
               <w:rPr/>
               <w:t>Wijzig</w:t>
@@ -1685,11 +1766,11 @@
         <w:trPr/>
         <w:tc>
           <w:tcPr>
-            <w:tcW w:w="1113" w:type="dxa"/>
-            <w:tcBorders/>
-            <w:shd w:fill="auto" w:val="clear"/>
-            <w:tcMar>
-              <w:left w:w="108" w:type="dxa"/>
+            <w:tcW w:w="1112" w:type="dxa"/>
+            <w:tcBorders/>
+            <w:shd w:fill="auto" w:val="clear"/>
+            <w:tcMar>
+              <w:left w:w="103" w:type="dxa"/>
             </w:tcMar>
           </w:tcPr>
           <w:p>
@@ -1710,7 +1791,7 @@
             <w:tcBorders/>
             <w:shd w:fill="auto" w:val="clear"/>
             <w:tcMar>
-              <w:left w:w="108" w:type="dxa"/>
+              <w:left w:w="103" w:type="dxa"/>
             </w:tcMar>
           </w:tcPr>
           <w:p>
@@ -1727,11 +1808,11 @@
         </w:tc>
         <w:tc>
           <w:tcPr>
-            <w:tcW w:w="1933" w:type="dxa"/>
-            <w:tcBorders/>
-            <w:shd w:fill="auto" w:val="clear"/>
-            <w:tcMar>
-              <w:left w:w="108" w:type="dxa"/>
+            <w:tcW w:w="1934" w:type="dxa"/>
+            <w:tcBorders/>
+            <w:shd w:fill="auto" w:val="clear"/>
+            <w:tcMar>
+              <w:left w:w="103" w:type="dxa"/>
             </w:tcMar>
           </w:tcPr>
           <w:p>
@@ -1751,15 +1832,19 @@
             <w:tcBorders/>
             <w:shd w:fill="auto" w:val="clear"/>
             <w:tcMar>
-              <w:left w:w="108" w:type="dxa"/>
-            </w:tcMar>
-          </w:tcPr>
-          <w:p>
-            <w:pPr>
-              <w:pStyle w:val="Normal"/>
-              <w:spacing w:lineRule="auto" w:line="240" w:before="0" w:after="0"/>
-              <w:rPr/>
-            </w:pPr>
+              <w:left w:w="103" w:type="dxa"/>
+            </w:tcMar>
+          </w:tcPr>
+          <w:p>
+            <w:pPr>
+              <w:pStyle w:val="Normal"/>
+              <w:spacing w:lineRule="auto" w:line="240" w:before="0" w:after="0"/>
+              <w:rPr/>
+            </w:pPr>
+            <w:r>
+              <w:rPr/>
+              <w:t xml:space="preserve">JSJ </w:t>
+            </w:r>
             <w:r>
               <w:rPr/>
               <w:t>Alle items</w:t>
@@ -1771,11 +1856,11 @@
         <w:trPr/>
         <w:tc>
           <w:tcPr>
-            <w:tcW w:w="1113" w:type="dxa"/>
-            <w:tcBorders/>
-            <w:shd w:fill="auto" w:val="clear"/>
-            <w:tcMar>
-              <w:left w:w="108" w:type="dxa"/>
+            <w:tcW w:w="1112" w:type="dxa"/>
+            <w:tcBorders/>
+            <w:shd w:fill="auto" w:val="clear"/>
+            <w:tcMar>
+              <w:left w:w="103" w:type="dxa"/>
             </w:tcMar>
           </w:tcPr>
           <w:p>
@@ -1796,7 +1881,7 @@
             <w:tcBorders/>
             <w:shd w:fill="auto" w:val="clear"/>
             <w:tcMar>
-              <w:left w:w="108" w:type="dxa"/>
+              <w:left w:w="103" w:type="dxa"/>
             </w:tcMar>
           </w:tcPr>
           <w:p>
@@ -1813,11 +1898,11 @@
         </w:tc>
         <w:tc>
           <w:tcPr>
-            <w:tcW w:w="1933" w:type="dxa"/>
-            <w:tcBorders/>
-            <w:shd w:fill="auto" w:val="clear"/>
-            <w:tcMar>
-              <w:left w:w="108" w:type="dxa"/>
+            <w:tcW w:w="1934" w:type="dxa"/>
+            <w:tcBorders/>
+            <w:shd w:fill="auto" w:val="clear"/>
+            <w:tcMar>
+              <w:left w:w="103" w:type="dxa"/>
             </w:tcMar>
           </w:tcPr>
           <w:p>
@@ -1837,15 +1922,19 @@
             <w:tcBorders/>
             <w:shd w:fill="auto" w:val="clear"/>
             <w:tcMar>
-              <w:left w:w="108" w:type="dxa"/>
-            </w:tcMar>
-          </w:tcPr>
-          <w:p>
-            <w:pPr>
-              <w:pStyle w:val="Normal"/>
-              <w:spacing w:lineRule="auto" w:line="240" w:before="0" w:after="0"/>
-              <w:rPr/>
-            </w:pPr>
+              <w:left w:w="103" w:type="dxa"/>
+            </w:tcMar>
+          </w:tcPr>
+          <w:p>
+            <w:pPr>
+              <w:pStyle w:val="Normal"/>
+              <w:spacing w:lineRule="auto" w:line="240" w:before="0" w:after="0"/>
+              <w:rPr/>
+            </w:pPr>
+            <w:r>
+              <w:rPr/>
+              <w:t>JSJ</w:t>
+            </w:r>
             <w:r>
               <w:rPr/>
               <w:t>Alle geselecteerde items</w:t>
@@ -1857,11 +1946,11 @@
         <w:trPr/>
         <w:tc>
           <w:tcPr>
-            <w:tcW w:w="1113" w:type="dxa"/>
-            <w:tcBorders/>
-            <w:shd w:fill="auto" w:val="clear"/>
-            <w:tcMar>
-              <w:left w:w="108" w:type="dxa"/>
+            <w:tcW w:w="1112" w:type="dxa"/>
+            <w:tcBorders/>
+            <w:shd w:fill="auto" w:val="clear"/>
+            <w:tcMar>
+              <w:left w:w="103" w:type="dxa"/>
             </w:tcMar>
           </w:tcPr>
           <w:p>
@@ -1882,7 +1971,7 @@
             <w:tcBorders/>
             <w:shd w:fill="auto" w:val="clear"/>
             <w:tcMar>
-              <w:left w:w="108" w:type="dxa"/>
+              <w:left w:w="103" w:type="dxa"/>
             </w:tcMar>
           </w:tcPr>
           <w:p>
@@ -1899,11 +1988,11 @@
         </w:tc>
         <w:tc>
           <w:tcPr>
-            <w:tcW w:w="1933" w:type="dxa"/>
-            <w:tcBorders/>
-            <w:shd w:fill="auto" w:val="clear"/>
-            <w:tcMar>
-              <w:left w:w="108" w:type="dxa"/>
+            <w:tcW w:w="1934" w:type="dxa"/>
+            <w:tcBorders/>
+            <w:shd w:fill="auto" w:val="clear"/>
+            <w:tcMar>
+              <w:left w:w="103" w:type="dxa"/>
             </w:tcMar>
           </w:tcPr>
           <w:p>
@@ -1923,15 +2012,19 @@
             <w:tcBorders/>
             <w:shd w:fill="auto" w:val="clear"/>
             <w:tcMar>
-              <w:left w:w="108" w:type="dxa"/>
-            </w:tcMar>
-          </w:tcPr>
-          <w:p>
-            <w:pPr>
-              <w:pStyle w:val="Normal"/>
-              <w:spacing w:lineRule="auto" w:line="240" w:before="0" w:after="0"/>
-              <w:rPr/>
-            </w:pPr>
+              <w:left w:w="103" w:type="dxa"/>
+            </w:tcMar>
+          </w:tcPr>
+          <w:p>
+            <w:pPr>
+              <w:pStyle w:val="Normal"/>
+              <w:spacing w:lineRule="auto" w:line="240" w:before="0" w:after="0"/>
+              <w:rPr/>
+            </w:pPr>
+            <w:r>
+              <w:rPr/>
+              <w:t>JSJ</w:t>
+            </w:r>
             <w:r>
               <w:rPr/>
               <w:t>Geluid</w:t>
@@ -1943,11 +2036,11 @@
         <w:trPr/>
         <w:tc>
           <w:tcPr>
-            <w:tcW w:w="1113" w:type="dxa"/>
-            <w:tcBorders/>
-            <w:shd w:fill="auto" w:val="clear"/>
-            <w:tcMar>
-              <w:left w:w="108" w:type="dxa"/>
+            <w:tcW w:w="1112" w:type="dxa"/>
+            <w:tcBorders/>
+            <w:shd w:fill="auto" w:val="clear"/>
+            <w:tcMar>
+              <w:left w:w="103" w:type="dxa"/>
             </w:tcMar>
           </w:tcPr>
           <w:p>
@@ -1968,7 +2061,7 @@
             <w:tcBorders/>
             <w:shd w:fill="auto" w:val="clear"/>
             <w:tcMar>
-              <w:left w:w="108" w:type="dxa"/>
+              <w:left w:w="103" w:type="dxa"/>
             </w:tcMar>
           </w:tcPr>
           <w:p>
@@ -1985,11 +2078,11 @@
         </w:tc>
         <w:tc>
           <w:tcPr>
-            <w:tcW w:w="1933" w:type="dxa"/>
-            <w:tcBorders/>
-            <w:shd w:fill="auto" w:val="clear"/>
-            <w:tcMar>
-              <w:left w:w="108" w:type="dxa"/>
+            <w:tcW w:w="1934" w:type="dxa"/>
+            <w:tcBorders/>
+            <w:shd w:fill="auto" w:val="clear"/>
+            <w:tcMar>
+              <w:left w:w="103" w:type="dxa"/>
             </w:tcMar>
           </w:tcPr>
           <w:p>
@@ -2009,15 +2102,19 @@
             <w:tcBorders/>
             <w:shd w:fill="auto" w:val="clear"/>
             <w:tcMar>
-              <w:left w:w="108" w:type="dxa"/>
-            </w:tcMar>
-          </w:tcPr>
-          <w:p>
-            <w:pPr>
-              <w:pStyle w:val="Normal"/>
-              <w:spacing w:lineRule="auto" w:line="240" w:before="0" w:after="0"/>
-              <w:rPr/>
-            </w:pPr>
+              <w:left w:w="103" w:type="dxa"/>
+            </w:tcMar>
+          </w:tcPr>
+          <w:p>
+            <w:pPr>
+              <w:pStyle w:val="Normal"/>
+              <w:spacing w:lineRule="auto" w:line="240" w:before="0" w:after="0"/>
+              <w:rPr/>
+            </w:pPr>
+            <w:r>
+              <w:rPr/>
+              <w:t>JSJ</w:t>
+            </w:r>
             <w:r>
               <w:rPr/>
               <w:t>Gesproken tekst</w:t>
@@ -2029,11 +2126,11 @@
         <w:trPr/>
         <w:tc>
           <w:tcPr>
-            <w:tcW w:w="1113" w:type="dxa"/>
-            <w:tcBorders/>
-            <w:shd w:fill="auto" w:val="clear"/>
-            <w:tcMar>
-              <w:left w:w="108" w:type="dxa"/>
+            <w:tcW w:w="1112" w:type="dxa"/>
+            <w:tcBorders/>
+            <w:shd w:fill="auto" w:val="clear"/>
+            <w:tcMar>
+              <w:left w:w="103" w:type="dxa"/>
             </w:tcMar>
           </w:tcPr>
           <w:p>
@@ -2054,7 +2151,7 @@
             <w:tcBorders/>
             <w:shd w:fill="auto" w:val="clear"/>
             <w:tcMar>
-              <w:left w:w="108" w:type="dxa"/>
+              <w:left w:w="103" w:type="dxa"/>
             </w:tcMar>
           </w:tcPr>
           <w:p>
@@ -2071,11 +2168,11 @@
         </w:tc>
         <w:tc>
           <w:tcPr>
-            <w:tcW w:w="1933" w:type="dxa"/>
-            <w:tcBorders/>
-            <w:shd w:fill="auto" w:val="clear"/>
-            <w:tcMar>
-              <w:left w:w="108" w:type="dxa"/>
+            <w:tcW w:w="1934" w:type="dxa"/>
+            <w:tcBorders/>
+            <w:shd w:fill="auto" w:val="clear"/>
+            <w:tcMar>
+              <w:left w:w="103" w:type="dxa"/>
             </w:tcMar>
           </w:tcPr>
           <w:p>
@@ -2095,15 +2192,19 @@
             <w:tcBorders/>
             <w:shd w:fill="auto" w:val="clear"/>
             <w:tcMar>
-              <w:left w:w="108" w:type="dxa"/>
-            </w:tcMar>
-          </w:tcPr>
-          <w:p>
-            <w:pPr>
-              <w:pStyle w:val="Normal"/>
-              <w:spacing w:lineRule="auto" w:line="240" w:before="0" w:after="0"/>
-              <w:rPr/>
-            </w:pPr>
+              <w:left w:w="103" w:type="dxa"/>
+            </w:tcMar>
+          </w:tcPr>
+          <w:p>
+            <w:pPr>
+              <w:pStyle w:val="Normal"/>
+              <w:spacing w:lineRule="auto" w:line="240" w:before="0" w:after="0"/>
+              <w:rPr/>
+            </w:pPr>
+            <w:r>
+              <w:rPr/>
+              <w:t>JSJ</w:t>
+            </w:r>
             <w:r>
               <w:rPr/>
               <w:t>Braillemuziek</w:t>
@@ -2115,11 +2216,11 @@
         <w:trPr/>
         <w:tc>
           <w:tcPr>
-            <w:tcW w:w="1113" w:type="dxa"/>
-            <w:tcBorders/>
-            <w:shd w:fill="auto" w:val="clear"/>
-            <w:tcMar>
-              <w:left w:w="108" w:type="dxa"/>
+            <w:tcW w:w="1112" w:type="dxa"/>
+            <w:tcBorders/>
+            <w:shd w:fill="auto" w:val="clear"/>
+            <w:tcMar>
+              <w:left w:w="103" w:type="dxa"/>
             </w:tcMar>
           </w:tcPr>
           <w:p>
@@ -2140,7 +2241,7 @@
             <w:tcBorders/>
             <w:shd w:fill="auto" w:val="clear"/>
             <w:tcMar>
-              <w:left w:w="108" w:type="dxa"/>
+              <w:left w:w="103" w:type="dxa"/>
             </w:tcMar>
           </w:tcPr>
           <w:p>
@@ -2157,11 +2258,11 @@
         </w:tc>
         <w:tc>
           <w:tcPr>
-            <w:tcW w:w="1933" w:type="dxa"/>
-            <w:tcBorders/>
-            <w:shd w:fill="auto" w:val="clear"/>
-            <w:tcMar>
-              <w:left w:w="108" w:type="dxa"/>
+            <w:tcW w:w="1934" w:type="dxa"/>
+            <w:tcBorders/>
+            <w:shd w:fill="auto" w:val="clear"/>
+            <w:tcMar>
+              <w:left w:w="103" w:type="dxa"/>
             </w:tcMar>
           </w:tcPr>
           <w:p>
@@ -2181,15 +2282,19 @@
             <w:tcBorders/>
             <w:shd w:fill="auto" w:val="clear"/>
             <w:tcMar>
-              <w:left w:w="108" w:type="dxa"/>
-            </w:tcMar>
-          </w:tcPr>
-          <w:p>
-            <w:pPr>
-              <w:pStyle w:val="Normal"/>
-              <w:spacing w:lineRule="auto" w:line="240" w:before="0" w:after="0"/>
-              <w:rPr/>
-            </w:pPr>
+              <w:left w:w="103" w:type="dxa"/>
+            </w:tcMar>
+          </w:tcPr>
+          <w:p>
+            <w:pPr>
+              <w:pStyle w:val="Normal"/>
+              <w:spacing w:lineRule="auto" w:line="240" w:before="0" w:after="0"/>
+              <w:rPr/>
+            </w:pPr>
+            <w:r>
+              <w:rPr/>
+              <w:t xml:space="preserve">JSJ </w:t>
+            </w:r>
             <w:r>
               <w:rPr/>
               <w:t>Partijen</w:t>
@@ -2201,11 +2306,11 @@
         <w:trPr/>
         <w:tc>
           <w:tcPr>
-            <w:tcW w:w="1113" w:type="dxa"/>
-            <w:tcBorders/>
-            <w:shd w:fill="auto" w:val="clear"/>
-            <w:tcMar>
-              <w:left w:w="108" w:type="dxa"/>
+            <w:tcW w:w="1112" w:type="dxa"/>
+            <w:tcBorders/>
+            <w:shd w:fill="auto" w:val="clear"/>
+            <w:tcMar>
+              <w:left w:w="103" w:type="dxa"/>
             </w:tcMar>
           </w:tcPr>
           <w:p>
@@ -2225,7 +2330,7 @@
             <w:tcBorders/>
             <w:shd w:fill="auto" w:val="clear"/>
             <w:tcMar>
-              <w:left w:w="108" w:type="dxa"/>
+              <w:left w:w="103" w:type="dxa"/>
             </w:tcMar>
           </w:tcPr>
           <w:p>
@@ -2242,11 +2347,11 @@
         </w:tc>
         <w:tc>
           <w:tcPr>
-            <w:tcW w:w="1933" w:type="dxa"/>
-            <w:tcBorders/>
-            <w:shd w:fill="auto" w:val="clear"/>
-            <w:tcMar>
-              <w:left w:w="108" w:type="dxa"/>
+            <w:tcW w:w="1934" w:type="dxa"/>
+            <w:tcBorders/>
+            <w:shd w:fill="auto" w:val="clear"/>
+            <w:tcMar>
+              <w:left w:w="103" w:type="dxa"/>
             </w:tcMar>
           </w:tcPr>
           <w:p>
@@ -2266,7 +2371,7 @@
             <w:tcBorders/>
             <w:shd w:fill="auto" w:val="clear"/>
             <w:tcMar>
-              <w:left w:w="108" w:type="dxa"/>
+              <w:left w:w="103" w:type="dxa"/>
             </w:tcMar>
           </w:tcPr>
           <w:p>
@@ -2286,11 +2391,11 @@
         <w:trPr/>
         <w:tc>
           <w:tcPr>
-            <w:tcW w:w="1113" w:type="dxa"/>
-            <w:tcBorders/>
-            <w:shd w:fill="auto" w:val="clear"/>
-            <w:tcMar>
-              <w:left w:w="108" w:type="dxa"/>
+            <w:tcW w:w="1112" w:type="dxa"/>
+            <w:tcBorders/>
+            <w:shd w:fill="auto" w:val="clear"/>
+            <w:tcMar>
+              <w:left w:w="103" w:type="dxa"/>
             </w:tcMar>
           </w:tcPr>
           <w:p>
@@ -2310,7 +2415,7 @@
             <w:tcBorders/>
             <w:shd w:fill="auto" w:val="clear"/>
             <w:tcMar>
-              <w:left w:w="108" w:type="dxa"/>
+              <w:left w:w="103" w:type="dxa"/>
             </w:tcMar>
           </w:tcPr>
           <w:p>
@@ -2327,11 +2432,11 @@
         </w:tc>
         <w:tc>
           <w:tcPr>
-            <w:tcW w:w="1933" w:type="dxa"/>
-            <w:tcBorders/>
-            <w:shd w:fill="auto" w:val="clear"/>
-            <w:tcMar>
-              <w:left w:w="108" w:type="dxa"/>
+            <w:tcW w:w="1934" w:type="dxa"/>
+            <w:tcBorders/>
+            <w:shd w:fill="auto" w:val="clear"/>
+            <w:tcMar>
+              <w:left w:w="103" w:type="dxa"/>
             </w:tcMar>
           </w:tcPr>
           <w:p>
@@ -2351,7 +2456,7 @@
             <w:tcBorders/>
             <w:shd w:fill="auto" w:val="clear"/>
             <w:tcMar>
-              <w:left w:w="108" w:type="dxa"/>
+              <w:left w:w="103" w:type="dxa"/>
             </w:tcMar>
           </w:tcPr>
           <w:p>
@@ -2370,11 +2475,11 @@
         <w:trPr/>
         <w:tc>
           <w:tcPr>
-            <w:tcW w:w="1113" w:type="dxa"/>
-            <w:tcBorders/>
-            <w:shd w:fill="auto" w:val="clear"/>
-            <w:tcMar>
-              <w:left w:w="108" w:type="dxa"/>
+            <w:tcW w:w="1112" w:type="dxa"/>
+            <w:tcBorders/>
+            <w:shd w:fill="auto" w:val="clear"/>
+            <w:tcMar>
+              <w:left w:w="103" w:type="dxa"/>
             </w:tcMar>
           </w:tcPr>
           <w:p>
@@ -2395,7 +2500,7 @@
             <w:tcBorders/>
             <w:shd w:fill="auto" w:val="clear"/>
             <w:tcMar>
-              <w:left w:w="108" w:type="dxa"/>
+              <w:left w:w="103" w:type="dxa"/>
             </w:tcMar>
           </w:tcPr>
           <w:p>
@@ -2412,11 +2517,11 @@
         </w:tc>
         <w:tc>
           <w:tcPr>
-            <w:tcW w:w="1933" w:type="dxa"/>
-            <w:tcBorders/>
-            <w:shd w:fill="auto" w:val="clear"/>
-            <w:tcMar>
-              <w:left w:w="108" w:type="dxa"/>
+            <w:tcW w:w="1934" w:type="dxa"/>
+            <w:tcBorders/>
+            <w:shd w:fill="auto" w:val="clear"/>
+            <w:tcMar>
+              <w:left w:w="103" w:type="dxa"/>
             </w:tcMar>
           </w:tcPr>
           <w:p>
@@ -2436,15 +2541,19 @@
             <w:tcBorders/>
             <w:shd w:fill="auto" w:val="clear"/>
             <w:tcMar>
-              <w:left w:w="108" w:type="dxa"/>
-            </w:tcMar>
-          </w:tcPr>
-          <w:p>
-            <w:pPr>
-              <w:pStyle w:val="Normal"/>
-              <w:spacing w:lineRule="auto" w:line="240" w:before="0" w:after="0"/>
-              <w:rPr/>
-            </w:pPr>
+              <w:left w:w="103" w:type="dxa"/>
+            </w:tcMar>
+          </w:tcPr>
+          <w:p>
+            <w:pPr>
+              <w:pStyle w:val="Normal"/>
+              <w:spacing w:lineRule="auto" w:line="240" w:before="0" w:after="0"/>
+              <w:rPr/>
+            </w:pPr>
+            <w:r>
+              <w:rPr/>
+              <w:t xml:space="preserve">JSJ </w:t>
+            </w:r>
             <w:r>
               <w:rPr/>
               <w:t>Alles selecteren</w:t>
@@ -2456,11 +2565,11 @@
         <w:trPr/>
         <w:tc>
           <w:tcPr>
-            <w:tcW w:w="1113" w:type="dxa"/>
-            <w:tcBorders/>
-            <w:shd w:fill="auto" w:val="clear"/>
-            <w:tcMar>
-              <w:left w:w="108" w:type="dxa"/>
+            <w:tcW w:w="1112" w:type="dxa"/>
+            <w:tcBorders/>
+            <w:shd w:fill="auto" w:val="clear"/>
+            <w:tcMar>
+              <w:left w:w="103" w:type="dxa"/>
             </w:tcMar>
           </w:tcPr>
           <w:p>
@@ -2480,7 +2589,7 @@
             <w:tcBorders/>
             <w:shd w:fill="auto" w:val="clear"/>
             <w:tcMar>
-              <w:left w:w="108" w:type="dxa"/>
+              <w:left w:w="103" w:type="dxa"/>
             </w:tcMar>
           </w:tcPr>
           <w:p>
@@ -2497,11 +2606,11 @@
         </w:tc>
         <w:tc>
           <w:tcPr>
-            <w:tcW w:w="1933" w:type="dxa"/>
-            <w:tcBorders/>
-            <w:shd w:fill="auto" w:val="clear"/>
-            <w:tcMar>
-              <w:left w:w="108" w:type="dxa"/>
+            <w:tcW w:w="1934" w:type="dxa"/>
+            <w:tcBorders/>
+            <w:shd w:fill="auto" w:val="clear"/>
+            <w:tcMar>
+              <w:left w:w="103" w:type="dxa"/>
             </w:tcMar>
           </w:tcPr>
           <w:p>
@@ -2521,7 +2630,7 @@
             <w:tcBorders/>
             <w:shd w:fill="auto" w:val="clear"/>
             <w:tcMar>
-              <w:left w:w="108" w:type="dxa"/>
+              <w:left w:w="103" w:type="dxa"/>
             </w:tcMar>
           </w:tcPr>
           <w:p>
@@ -2540,11 +2649,11 @@
         <w:trPr/>
         <w:tc>
           <w:tcPr>
-            <w:tcW w:w="1113" w:type="dxa"/>
-            <w:tcBorders/>
-            <w:shd w:fill="auto" w:val="clear"/>
-            <w:tcMar>
-              <w:left w:w="108" w:type="dxa"/>
+            <w:tcW w:w="1112" w:type="dxa"/>
+            <w:tcBorders/>
+            <w:shd w:fill="auto" w:val="clear"/>
+            <w:tcMar>
+              <w:left w:w="103" w:type="dxa"/>
             </w:tcMar>
           </w:tcPr>
           <w:p>
@@ -2564,7 +2673,7 @@
             <w:tcBorders/>
             <w:shd w:fill="auto" w:val="clear"/>
             <w:tcMar>
-              <w:left w:w="108" w:type="dxa"/>
+              <w:left w:w="103" w:type="dxa"/>
             </w:tcMar>
           </w:tcPr>
           <w:p>
@@ -2581,11 +2690,11 @@
         </w:tc>
         <w:tc>
           <w:tcPr>
-            <w:tcW w:w="1933" w:type="dxa"/>
-            <w:tcBorders/>
-            <w:shd w:fill="auto" w:val="clear"/>
-            <w:tcMar>
-              <w:left w:w="108" w:type="dxa"/>
+            <w:tcW w:w="1934" w:type="dxa"/>
+            <w:tcBorders/>
+            <w:shd w:fill="auto" w:val="clear"/>
+            <w:tcMar>
+              <w:left w:w="103" w:type="dxa"/>
             </w:tcMar>
           </w:tcPr>
           <w:p>
@@ -2605,7 +2714,7 @@
             <w:tcBorders/>
             <w:shd w:fill="auto" w:val="clear"/>
             <w:tcMar>
-              <w:left w:w="108" w:type="dxa"/>
+              <w:left w:w="103" w:type="dxa"/>
             </w:tcMar>
           </w:tcPr>
           <w:p>
@@ -2624,11 +2733,11 @@
         <w:trPr/>
         <w:tc>
           <w:tcPr>
-            <w:tcW w:w="1113" w:type="dxa"/>
-            <w:tcBorders/>
-            <w:shd w:fill="auto" w:val="clear"/>
-            <w:tcMar>
-              <w:left w:w="108" w:type="dxa"/>
+            <w:tcW w:w="1112" w:type="dxa"/>
+            <w:tcBorders/>
+            <w:shd w:fill="auto" w:val="clear"/>
+            <w:tcMar>
+              <w:left w:w="103" w:type="dxa"/>
             </w:tcMar>
           </w:tcPr>
           <w:p>
@@ -2648,7 +2757,7 @@
             <w:tcBorders/>
             <w:shd w:fill="auto" w:val="clear"/>
             <w:tcMar>
-              <w:left w:w="108" w:type="dxa"/>
+              <w:left w:w="103" w:type="dxa"/>
             </w:tcMar>
           </w:tcPr>
           <w:p>
@@ -2665,11 +2774,11 @@
         </w:tc>
         <w:tc>
           <w:tcPr>
-            <w:tcW w:w="1933" w:type="dxa"/>
-            <w:tcBorders/>
-            <w:shd w:fill="auto" w:val="clear"/>
-            <w:tcMar>
-              <w:left w:w="108" w:type="dxa"/>
+            <w:tcW w:w="1934" w:type="dxa"/>
+            <w:tcBorders/>
+            <w:shd w:fill="auto" w:val="clear"/>
+            <w:tcMar>
+              <w:left w:w="103" w:type="dxa"/>
             </w:tcMar>
           </w:tcPr>
           <w:p>
@@ -2689,7 +2798,7 @@
             <w:tcBorders/>
             <w:shd w:fill="auto" w:val="clear"/>
             <w:tcMar>
-              <w:left w:w="108" w:type="dxa"/>
+              <w:left w:w="103" w:type="dxa"/>
             </w:tcMar>
           </w:tcPr>
           <w:p>
@@ -2737,30 +2846,30 @@
         <w:tblStyle w:val="Tabelraster"/>
         <w:tblW w:w="9062" w:type="dxa"/>
         <w:jc w:val="left"/>
-        <w:tblInd w:w="0" w:type="dxa"/>
+        <w:tblInd w:w="-5" w:type="dxa"/>
         <w:tblCellMar>
           <w:top w:w="0" w:type="dxa"/>
-          <w:left w:w="108" w:type="dxa"/>
+          <w:left w:w="103" w:type="dxa"/>
           <w:bottom w:w="0" w:type="dxa"/>
           <w:right w:w="108" w:type="dxa"/>
         </w:tblCellMar>
         <w:tblLook w:noVBand="1" w:val="04a0" w:noHBand="0" w:lastColumn="0" w:firstColumn="1" w:lastRow="0" w:firstRow="1"/>
       </w:tblPr>
       <w:tblGrid>
-        <w:gridCol w:w="1113"/>
+        <w:gridCol w:w="1112"/>
         <w:gridCol w:w="3728"/>
-        <w:gridCol w:w="1933"/>
+        <w:gridCol w:w="1934"/>
         <w:gridCol w:w="2287"/>
       </w:tblGrid>
       <w:tr>
         <w:trPr/>
         <w:tc>
           <w:tcPr>
-            <w:tcW w:w="1113" w:type="dxa"/>
-            <w:tcBorders/>
-            <w:shd w:fill="auto" w:val="clear"/>
-            <w:tcMar>
-              <w:left w:w="108" w:type="dxa"/>
+            <w:tcW w:w="1112" w:type="dxa"/>
+            <w:tcBorders/>
+            <w:shd w:fill="auto" w:val="clear"/>
+            <w:tcMar>
+              <w:left w:w="103" w:type="dxa"/>
             </w:tcMar>
           </w:tcPr>
           <w:p>
@@ -2780,7 +2889,7 @@
             <w:tcBorders/>
             <w:shd w:fill="auto" w:val="clear"/>
             <w:tcMar>
-              <w:left w:w="108" w:type="dxa"/>
+              <w:left w:w="103" w:type="dxa"/>
             </w:tcMar>
           </w:tcPr>
           <w:p>
@@ -2797,11 +2906,11 @@
         </w:tc>
         <w:tc>
           <w:tcPr>
-            <w:tcW w:w="1933" w:type="dxa"/>
-            <w:tcBorders/>
-            <w:shd w:fill="auto" w:val="clear"/>
-            <w:tcMar>
-              <w:left w:w="108" w:type="dxa"/>
+            <w:tcW w:w="1934" w:type="dxa"/>
+            <w:tcBorders/>
+            <w:shd w:fill="auto" w:val="clear"/>
+            <w:tcMar>
+              <w:left w:w="103" w:type="dxa"/>
             </w:tcMar>
           </w:tcPr>
           <w:p>
@@ -2821,7 +2930,7 @@
             <w:tcBorders/>
             <w:shd w:fill="auto" w:val="clear"/>
             <w:tcMar>
-              <w:left w:w="108" w:type="dxa"/>
+              <w:left w:w="103" w:type="dxa"/>
             </w:tcMar>
           </w:tcPr>
           <w:p>
@@ -2841,11 +2950,11 @@
         <w:trPr/>
         <w:tc>
           <w:tcPr>
-            <w:tcW w:w="1113" w:type="dxa"/>
-            <w:tcBorders/>
-            <w:shd w:fill="auto" w:val="clear"/>
-            <w:tcMar>
-              <w:left w:w="108" w:type="dxa"/>
+            <w:tcW w:w="1112" w:type="dxa"/>
+            <w:tcBorders/>
+            <w:shd w:fill="auto" w:val="clear"/>
+            <w:tcMar>
+              <w:left w:w="103" w:type="dxa"/>
             </w:tcMar>
           </w:tcPr>
           <w:p>
@@ -2865,7 +2974,7 @@
             <w:tcBorders/>
             <w:shd w:fill="auto" w:val="clear"/>
             <w:tcMar>
-              <w:left w:w="108" w:type="dxa"/>
+              <w:left w:w="103" w:type="dxa"/>
             </w:tcMar>
           </w:tcPr>
           <w:p>
@@ -2882,11 +2991,11 @@
         </w:tc>
         <w:tc>
           <w:tcPr>
-            <w:tcW w:w="1933" w:type="dxa"/>
-            <w:tcBorders/>
-            <w:shd w:fill="auto" w:val="clear"/>
-            <w:tcMar>
-              <w:left w:w="108" w:type="dxa"/>
+            <w:tcW w:w="1934" w:type="dxa"/>
+            <w:tcBorders/>
+            <w:shd w:fill="auto" w:val="clear"/>
+            <w:tcMar>
+              <w:left w:w="103" w:type="dxa"/>
             </w:tcMar>
           </w:tcPr>
           <w:p>
@@ -2906,7 +3015,7 @@
             <w:tcBorders/>
             <w:shd w:fill="auto" w:val="clear"/>
             <w:tcMar>
-              <w:left w:w="108" w:type="dxa"/>
+              <w:left w:w="103" w:type="dxa"/>
             </w:tcMar>
           </w:tcPr>
           <w:p>
@@ -2925,11 +3034,11 @@
         <w:trPr/>
         <w:tc>
           <w:tcPr>
-            <w:tcW w:w="1113" w:type="dxa"/>
-            <w:tcBorders/>
-            <w:shd w:fill="auto" w:val="clear"/>
-            <w:tcMar>
-              <w:left w:w="108" w:type="dxa"/>
+            <w:tcW w:w="1112" w:type="dxa"/>
+            <w:tcBorders/>
+            <w:shd w:fill="auto" w:val="clear"/>
+            <w:tcMar>
+              <w:left w:w="103" w:type="dxa"/>
             </w:tcMar>
           </w:tcPr>
           <w:p>
@@ -2950,7 +3059,7 @@
             <w:tcBorders/>
             <w:shd w:fill="auto" w:val="clear"/>
             <w:tcMar>
-              <w:left w:w="108" w:type="dxa"/>
+              <w:left w:w="103" w:type="dxa"/>
             </w:tcMar>
           </w:tcPr>
           <w:p>
@@ -2967,11 +3076,11 @@
         </w:tc>
         <w:tc>
           <w:tcPr>
-            <w:tcW w:w="1933" w:type="dxa"/>
-            <w:tcBorders/>
-            <w:shd w:fill="auto" w:val="clear"/>
-            <w:tcMar>
-              <w:left w:w="108" w:type="dxa"/>
+            <w:tcW w:w="1934" w:type="dxa"/>
+            <w:tcBorders/>
+            <w:shd w:fill="auto" w:val="clear"/>
+            <w:tcMar>
+              <w:left w:w="103" w:type="dxa"/>
             </w:tcMar>
           </w:tcPr>
           <w:p>
@@ -2991,15 +3100,19 @@
             <w:tcBorders/>
             <w:shd w:fill="auto" w:val="clear"/>
             <w:tcMar>
-              <w:left w:w="108" w:type="dxa"/>
-            </w:tcMar>
-          </w:tcPr>
-          <w:p>
-            <w:pPr>
-              <w:pStyle w:val="Normal"/>
-              <w:spacing w:lineRule="auto" w:line="240" w:before="0" w:after="0"/>
-              <w:rPr/>
-            </w:pPr>
+              <w:left w:w="103" w:type="dxa"/>
+            </w:tcMar>
+          </w:tcPr>
+          <w:p>
+            <w:pPr>
+              <w:pStyle w:val="Normal"/>
+              <w:spacing w:lineRule="auto" w:line="240" w:before="0" w:after="0"/>
+              <w:rPr/>
+            </w:pPr>
+            <w:r>
+              <w:rPr/>
+              <w:t xml:space="preserve">JSJ </w:t>
+            </w:r>
             <w:r>
               <w:rPr/>
               <w:t>Details MIDI-instrumenten</w:t>
@@ -3011,11 +3124,11 @@
         <w:trPr/>
         <w:tc>
           <w:tcPr>
-            <w:tcW w:w="1113" w:type="dxa"/>
-            <w:tcBorders/>
-            <w:shd w:fill="auto" w:val="clear"/>
-            <w:tcMar>
-              <w:left w:w="108" w:type="dxa"/>
+            <w:tcW w:w="1112" w:type="dxa"/>
+            <w:tcBorders/>
+            <w:shd w:fill="auto" w:val="clear"/>
+            <w:tcMar>
+              <w:left w:w="103" w:type="dxa"/>
             </w:tcMar>
           </w:tcPr>
           <w:p>
@@ -3035,7 +3148,7 @@
             <w:tcBorders/>
             <w:shd w:fill="auto" w:val="clear"/>
             <w:tcMar>
-              <w:left w:w="108" w:type="dxa"/>
+              <w:left w:w="103" w:type="dxa"/>
             </w:tcMar>
           </w:tcPr>
           <w:p>
@@ -3052,11 +3165,11 @@
         </w:tc>
         <w:tc>
           <w:tcPr>
-            <w:tcW w:w="1933" w:type="dxa"/>
-            <w:tcBorders/>
-            <w:shd w:fill="auto" w:val="clear"/>
-            <w:tcMar>
-              <w:left w:w="108" w:type="dxa"/>
+            <w:tcW w:w="1934" w:type="dxa"/>
+            <w:tcBorders/>
+            <w:shd w:fill="auto" w:val="clear"/>
+            <w:tcMar>
+              <w:left w:w="103" w:type="dxa"/>
             </w:tcMar>
           </w:tcPr>
           <w:p>
@@ -3076,7 +3189,7 @@
             <w:tcBorders/>
             <w:shd w:fill="auto" w:val="clear"/>
             <w:tcMar>
-              <w:left w:w="108" w:type="dxa"/>
+              <w:left w:w="103" w:type="dxa"/>
             </w:tcMar>
           </w:tcPr>
           <w:p>
@@ -3106,30 +3219,30 @@
         <w:tblStyle w:val="Tabelraster"/>
         <w:tblW w:w="9062" w:type="dxa"/>
         <w:jc w:val="left"/>
-        <w:tblInd w:w="0" w:type="dxa"/>
+        <w:tblInd w:w="-5" w:type="dxa"/>
         <w:tblCellMar>
           <w:top w:w="0" w:type="dxa"/>
-          <w:left w:w="108" w:type="dxa"/>
+          <w:left w:w="103" w:type="dxa"/>
           <w:bottom w:w="0" w:type="dxa"/>
           <w:right w:w="108" w:type="dxa"/>
         </w:tblCellMar>
         <w:tblLook w:noVBand="1" w:val="04a0" w:noHBand="0" w:lastColumn="0" w:firstColumn="1" w:lastRow="0" w:firstRow="1"/>
       </w:tblPr>
       <w:tblGrid>
-        <w:gridCol w:w="1113"/>
+        <w:gridCol w:w="1112"/>
         <w:gridCol w:w="3728"/>
-        <w:gridCol w:w="1933"/>
+        <w:gridCol w:w="1934"/>
         <w:gridCol w:w="2287"/>
       </w:tblGrid>
       <w:tr>
         <w:trPr/>
         <w:tc>
           <w:tcPr>
-            <w:tcW w:w="1113" w:type="dxa"/>
-            <w:tcBorders/>
-            <w:shd w:fill="auto" w:val="clear"/>
-            <w:tcMar>
-              <w:left w:w="108" w:type="dxa"/>
+            <w:tcW w:w="1112" w:type="dxa"/>
+            <w:tcBorders/>
+            <w:shd w:fill="auto" w:val="clear"/>
+            <w:tcMar>
+              <w:left w:w="103" w:type="dxa"/>
             </w:tcMar>
           </w:tcPr>
           <w:p>
@@ -3149,7 +3262,7 @@
             <w:tcBorders/>
             <w:shd w:fill="auto" w:val="clear"/>
             <w:tcMar>
-              <w:left w:w="108" w:type="dxa"/>
+              <w:left w:w="103" w:type="dxa"/>
             </w:tcMar>
           </w:tcPr>
           <w:p>
@@ -3166,11 +3279,11 @@
         </w:tc>
         <w:tc>
           <w:tcPr>
-            <w:tcW w:w="1933" w:type="dxa"/>
-            <w:tcBorders/>
-            <w:shd w:fill="auto" w:val="clear"/>
-            <w:tcMar>
-              <w:left w:w="108" w:type="dxa"/>
+            <w:tcW w:w="1934" w:type="dxa"/>
+            <w:tcBorders/>
+            <w:shd w:fill="auto" w:val="clear"/>
+            <w:tcMar>
+              <w:left w:w="103" w:type="dxa"/>
             </w:tcMar>
           </w:tcPr>
           <w:p>
@@ -3190,7 +3303,7 @@
             <w:tcBorders/>
             <w:shd w:fill="auto" w:val="clear"/>
             <w:tcMar>
-              <w:left w:w="108" w:type="dxa"/>
+              <w:left w:w="103" w:type="dxa"/>
             </w:tcMar>
           </w:tcPr>
           <w:p>
@@ -3210,11 +3323,11 @@
         <w:trPr/>
         <w:tc>
           <w:tcPr>
-            <w:tcW w:w="1113" w:type="dxa"/>
-            <w:tcBorders/>
-            <w:shd w:fill="auto" w:val="clear"/>
-            <w:tcMar>
-              <w:left w:w="108" w:type="dxa"/>
+            <w:tcW w:w="1112" w:type="dxa"/>
+            <w:tcBorders/>
+            <w:shd w:fill="auto" w:val="clear"/>
+            <w:tcMar>
+              <w:left w:w="103" w:type="dxa"/>
             </w:tcMar>
           </w:tcPr>
           <w:p>
@@ -3235,7 +3348,7 @@
             <w:tcBorders/>
             <w:shd w:fill="auto" w:val="clear"/>
             <w:tcMar>
-              <w:left w:w="108" w:type="dxa"/>
+              <w:left w:w="103" w:type="dxa"/>
             </w:tcMar>
           </w:tcPr>
           <w:p>
@@ -3252,11 +3365,11 @@
         </w:tc>
         <w:tc>
           <w:tcPr>
-            <w:tcW w:w="1933" w:type="dxa"/>
-            <w:tcBorders/>
-            <w:shd w:fill="auto" w:val="clear"/>
-            <w:tcMar>
-              <w:left w:w="108" w:type="dxa"/>
+            <w:tcW w:w="1934" w:type="dxa"/>
+            <w:tcBorders/>
+            <w:shd w:fill="auto" w:val="clear"/>
+            <w:tcMar>
+              <w:left w:w="103" w:type="dxa"/>
             </w:tcMar>
           </w:tcPr>
           <w:p>
@@ -3276,15 +3389,19 @@
             <w:tcBorders/>
             <w:shd w:fill="auto" w:val="clear"/>
             <w:tcMar>
-              <w:left w:w="108" w:type="dxa"/>
-            </w:tcMar>
-          </w:tcPr>
-          <w:p>
-            <w:pPr>
-              <w:pStyle w:val="Normal"/>
-              <w:spacing w:lineRule="auto" w:line="240" w:before="0" w:after="0"/>
-              <w:rPr/>
-            </w:pPr>
+              <w:left w:w="103" w:type="dxa"/>
+            </w:tcMar>
+          </w:tcPr>
+          <w:p>
+            <w:pPr>
+              <w:pStyle w:val="Normal"/>
+              <w:spacing w:lineRule="auto" w:line="240" w:before="0" w:after="0"/>
+              <w:rPr/>
+            </w:pPr>
+            <w:r>
+              <w:rPr/>
+              <w:t xml:space="preserve">JSJ </w:t>
+            </w:r>
             <w:r>
               <w:rPr/>
               <w:t>Instellingen</w:t>
@@ -3296,11 +3413,11 @@
         <w:trPr/>
         <w:tc>
           <w:tcPr>
-            <w:tcW w:w="1113" w:type="dxa"/>
-            <w:tcBorders/>
-            <w:shd w:fill="auto" w:val="clear"/>
-            <w:tcMar>
-              <w:left w:w="108" w:type="dxa"/>
+            <w:tcW w:w="1112" w:type="dxa"/>
+            <w:tcBorders/>
+            <w:shd w:fill="auto" w:val="clear"/>
+            <w:tcMar>
+              <w:left w:w="103" w:type="dxa"/>
             </w:tcMar>
           </w:tcPr>
           <w:p>
@@ -3321,7 +3438,7 @@
             <w:tcBorders/>
             <w:shd w:fill="auto" w:val="clear"/>
             <w:tcMar>
-              <w:left w:w="108" w:type="dxa"/>
+              <w:left w:w="103" w:type="dxa"/>
             </w:tcMar>
           </w:tcPr>
           <w:p>
@@ -3338,11 +3455,11 @@
         </w:tc>
         <w:tc>
           <w:tcPr>
-            <w:tcW w:w="1933" w:type="dxa"/>
-            <w:tcBorders/>
-            <w:shd w:fill="auto" w:val="clear"/>
-            <w:tcMar>
-              <w:left w:w="108" w:type="dxa"/>
+            <w:tcW w:w="1934" w:type="dxa"/>
+            <w:tcBorders/>
+            <w:shd w:fill="auto" w:val="clear"/>
+            <w:tcMar>
+              <w:left w:w="103" w:type="dxa"/>
             </w:tcMar>
           </w:tcPr>
           <w:p>
@@ -3362,15 +3479,19 @@
             <w:tcBorders/>
             <w:shd w:fill="auto" w:val="clear"/>
             <w:tcMar>
-              <w:left w:w="108" w:type="dxa"/>
-            </w:tcMar>
-          </w:tcPr>
-          <w:p>
-            <w:pPr>
-              <w:pStyle w:val="Normal"/>
-              <w:spacing w:lineRule="auto" w:line="240" w:before="0" w:after="0"/>
-              <w:rPr/>
-            </w:pPr>
+              <w:left w:w="103" w:type="dxa"/>
+            </w:tcMar>
+          </w:tcPr>
+          <w:p>
+            <w:pPr>
+              <w:pStyle w:val="Normal"/>
+              <w:spacing w:lineRule="auto" w:line="240" w:before="0" w:after="0"/>
+              <w:rPr/>
+            </w:pPr>
+            <w:r>
+              <w:rPr/>
+              <w:t xml:space="preserve">JSJ </w:t>
+            </w:r>
             <w:r>
               <w:rPr/>
               <w:t>Instellingen voor Notetaker</w:t>
@@ -3382,11 +3503,11 @@
         <w:trPr/>
         <w:tc>
           <w:tcPr>
-            <w:tcW w:w="1113" w:type="dxa"/>
-            <w:tcBorders/>
-            <w:shd w:fill="auto" w:val="clear"/>
-            <w:tcMar>
-              <w:left w:w="108" w:type="dxa"/>
+            <w:tcW w:w="1112" w:type="dxa"/>
+            <w:tcBorders/>
+            <w:shd w:fill="auto" w:val="clear"/>
+            <w:tcMar>
+              <w:left w:w="103" w:type="dxa"/>
             </w:tcMar>
           </w:tcPr>
           <w:p>
@@ -3407,7 +3528,7 @@
             <w:tcBorders/>
             <w:shd w:fill="auto" w:val="clear"/>
             <w:tcMar>
-              <w:left w:w="108" w:type="dxa"/>
+              <w:left w:w="103" w:type="dxa"/>
             </w:tcMar>
           </w:tcPr>
           <w:p>
@@ -3424,11 +3545,11 @@
         </w:tc>
         <w:tc>
           <w:tcPr>
-            <w:tcW w:w="1933" w:type="dxa"/>
-            <w:tcBorders/>
-            <w:shd w:fill="auto" w:val="clear"/>
-            <w:tcMar>
-              <w:left w:w="108" w:type="dxa"/>
+            <w:tcW w:w="1934" w:type="dxa"/>
+            <w:tcBorders/>
+            <w:shd w:fill="auto" w:val="clear"/>
+            <w:tcMar>
+              <w:left w:w="103" w:type="dxa"/>
             </w:tcMar>
           </w:tcPr>
           <w:p>
@@ -3448,15 +3569,19 @@
             <w:tcBorders/>
             <w:shd w:fill="auto" w:val="clear"/>
             <w:tcMar>
-              <w:left w:w="108" w:type="dxa"/>
-            </w:tcMar>
-          </w:tcPr>
-          <w:p>
-            <w:pPr>
-              <w:pStyle w:val="Normal"/>
-              <w:spacing w:lineRule="auto" w:line="240" w:before="0" w:after="0"/>
-              <w:rPr/>
-            </w:pPr>
+              <w:left w:w="103" w:type="dxa"/>
+            </w:tcMar>
+          </w:tcPr>
+          <w:p>
+            <w:pPr>
+              <w:pStyle w:val="Normal"/>
+              <w:spacing w:lineRule="auto" w:line="240" w:before="0" w:after="0"/>
+              <w:rPr/>
+            </w:pPr>
+            <w:r>
+              <w:rPr/>
+              <w:t xml:space="preserve">JSJ </w:t>
+            </w:r>
             <w:r>
               <w:rPr/>
               <w:t>Instellingen voor braille printer</w:t>
@@ -3468,11 +3593,11 @@
         <w:trPr/>
         <w:tc>
           <w:tcPr>
-            <w:tcW w:w="1113" w:type="dxa"/>
-            <w:tcBorders/>
-            <w:shd w:fill="auto" w:val="clear"/>
-            <w:tcMar>
-              <w:left w:w="108" w:type="dxa"/>
+            <w:tcW w:w="1112" w:type="dxa"/>
+            <w:tcBorders/>
+            <w:shd w:fill="auto" w:val="clear"/>
+            <w:tcMar>
+              <w:left w:w="103" w:type="dxa"/>
             </w:tcMar>
           </w:tcPr>
           <w:p>
@@ -3493,7 +3618,7 @@
             <w:tcBorders/>
             <w:shd w:fill="auto" w:val="clear"/>
             <w:tcMar>
-              <w:left w:w="108" w:type="dxa"/>
+              <w:left w:w="103" w:type="dxa"/>
             </w:tcMar>
           </w:tcPr>
           <w:p>
@@ -3510,11 +3635,11 @@
         </w:tc>
         <w:tc>
           <w:tcPr>
-            <w:tcW w:w="1933" w:type="dxa"/>
-            <w:tcBorders/>
-            <w:shd w:fill="auto" w:val="clear"/>
-            <w:tcMar>
-              <w:left w:w="108" w:type="dxa"/>
+            <w:tcW w:w="1934" w:type="dxa"/>
+            <w:tcBorders/>
+            <w:shd w:fill="auto" w:val="clear"/>
+            <w:tcMar>
+              <w:left w:w="103" w:type="dxa"/>
             </w:tcMar>
           </w:tcPr>
           <w:p>
@@ -3534,15 +3659,19 @@
             <w:tcBorders/>
             <w:shd w:fill="auto" w:val="clear"/>
             <w:tcMar>
-              <w:left w:w="108" w:type="dxa"/>
-            </w:tcMar>
-          </w:tcPr>
-          <w:p>
-            <w:pPr>
-              <w:pStyle w:val="Normal"/>
-              <w:spacing w:lineRule="auto" w:line="240" w:before="0" w:after="0"/>
-              <w:rPr/>
-            </w:pPr>
+              <w:left w:w="103" w:type="dxa"/>
+            </w:tcMar>
+          </w:tcPr>
+          <w:p>
+            <w:pPr>
+              <w:pStyle w:val="Normal"/>
+              <w:spacing w:lineRule="auto" w:line="240" w:before="0" w:after="0"/>
+              <w:rPr/>
+            </w:pPr>
+            <w:r>
+              <w:rPr/>
+              <w:t xml:space="preserve">JSJ </w:t>
+            </w:r>
             <w:r>
               <w:rPr/>
               <w:t>Instellingen voor algemeen braille apparaat</w:t>
@@ -3554,11 +3683,11 @@
         <w:trPr/>
         <w:tc>
           <w:tcPr>
-            <w:tcW w:w="1113" w:type="dxa"/>
-            <w:tcBorders/>
-            <w:shd w:fill="auto" w:val="clear"/>
-            <w:tcMar>
-              <w:left w:w="108" w:type="dxa"/>
+            <w:tcW w:w="1112" w:type="dxa"/>
+            <w:tcBorders/>
+            <w:shd w:fill="auto" w:val="clear"/>
+            <w:tcMar>
+              <w:left w:w="103" w:type="dxa"/>
             </w:tcMar>
           </w:tcPr>
           <w:p>
@@ -3579,7 +3708,7 @@
             <w:tcBorders/>
             <w:shd w:fill="auto" w:val="clear"/>
             <w:tcMar>
-              <w:left w:w="108" w:type="dxa"/>
+              <w:left w:w="103" w:type="dxa"/>
             </w:tcMar>
           </w:tcPr>
           <w:p>
@@ -3596,11 +3725,11 @@
         </w:tc>
         <w:tc>
           <w:tcPr>
-            <w:tcW w:w="1933" w:type="dxa"/>
-            <w:tcBorders/>
-            <w:shd w:fill="auto" w:val="clear"/>
-            <w:tcMar>
-              <w:left w:w="108" w:type="dxa"/>
+            <w:tcW w:w="1934" w:type="dxa"/>
+            <w:tcBorders/>
+            <w:shd w:fill="auto" w:val="clear"/>
+            <w:tcMar>
+              <w:left w:w="103" w:type="dxa"/>
             </w:tcMar>
           </w:tcPr>
           <w:p>
@@ -3620,15 +3749,19 @@
             <w:tcBorders/>
             <w:shd w:fill="auto" w:val="clear"/>
             <w:tcMar>
-              <w:left w:w="108" w:type="dxa"/>
-            </w:tcMar>
-          </w:tcPr>
-          <w:p>
-            <w:pPr>
-              <w:pStyle w:val="Normal"/>
-              <w:spacing w:lineRule="auto" w:line="240" w:before="0" w:after="0"/>
-              <w:rPr/>
-            </w:pPr>
+              <w:left w:w="103" w:type="dxa"/>
+            </w:tcMar>
+          </w:tcPr>
+          <w:p>
+            <w:pPr>
+              <w:pStyle w:val="Normal"/>
+              <w:spacing w:lineRule="auto" w:line="240" w:before="0" w:after="0"/>
+              <w:rPr/>
+            </w:pPr>
+            <w:r>
+              <w:rPr/>
+              <w:t xml:space="preserve">JSJ </w:t>
+            </w:r>
             <w:r>
               <w:rPr/>
               <w:t>Zet alle instellingen naar standaardwaarden</w:t>
@@ -3651,10 +3784,10 @@
         <w:tblStyle w:val="Tabelraster"/>
         <w:tblW w:w="9062" w:type="dxa"/>
         <w:jc w:val="left"/>
-        <w:tblInd w:w="0" w:type="dxa"/>
+        <w:tblInd w:w="-5" w:type="dxa"/>
         <w:tblCellMar>
           <w:top w:w="0" w:type="dxa"/>
-          <w:left w:w="108" w:type="dxa"/>
+          <w:left w:w="103" w:type="dxa"/>
           <w:bottom w:w="0" w:type="dxa"/>
           <w:right w:w="108" w:type="dxa"/>
         </w:tblCellMar>
@@ -3662,8 +3795,8 @@
       </w:tblPr>
       <w:tblGrid>
         <w:gridCol w:w="1052"/>
-        <w:gridCol w:w="3539"/>
-        <w:gridCol w:w="2191"/>
+        <w:gridCol w:w="3538"/>
+        <w:gridCol w:w="2192"/>
         <w:gridCol w:w="2279"/>
       </w:tblGrid>
       <w:tr>
@@ -3674,27 +3807,27 @@
             <w:tcBorders/>
             <w:shd w:fill="auto" w:val="clear"/>
             <w:tcMar>
-              <w:left w:w="108" w:type="dxa"/>
-            </w:tcMar>
-          </w:tcPr>
-          <w:p>
-            <w:pPr>
-              <w:pStyle w:val="Normal"/>
-              <w:spacing w:lineRule="auto" w:line="240" w:before="0" w:after="0"/>
-              <w:rPr/>
-            </w:pPr>
-            <w:r>
-              <w:rPr/>
-            </w:r>
-          </w:p>
-        </w:tc>
-        <w:tc>
-          <w:tcPr>
-            <w:tcW w:w="3539" w:type="dxa"/>
-            <w:tcBorders/>
-            <w:shd w:fill="auto" w:val="clear"/>
-            <w:tcMar>
-              <w:left w:w="108" w:type="dxa"/>
+              <w:left w:w="103" w:type="dxa"/>
+            </w:tcMar>
+          </w:tcPr>
+          <w:p>
+            <w:pPr>
+              <w:pStyle w:val="Normal"/>
+              <w:spacing w:lineRule="auto" w:line="240" w:before="0" w:after="0"/>
+              <w:rPr/>
+            </w:pPr>
+            <w:r>
+              <w:rPr/>
+            </w:r>
+          </w:p>
+        </w:tc>
+        <w:tc>
+          <w:tcPr>
+            <w:tcW w:w="3538" w:type="dxa"/>
+            <w:tcBorders/>
+            <w:shd w:fill="auto" w:val="clear"/>
+            <w:tcMar>
+              <w:left w:w="103" w:type="dxa"/>
             </w:tcMar>
           </w:tcPr>
           <w:p>
@@ -3711,11 +3844,11 @@
         </w:tc>
         <w:tc>
           <w:tcPr>
-            <w:tcW w:w="2191" w:type="dxa"/>
-            <w:tcBorders/>
-            <w:shd w:fill="auto" w:val="clear"/>
-            <w:tcMar>
-              <w:left w:w="108" w:type="dxa"/>
+            <w:tcW w:w="2192" w:type="dxa"/>
+            <w:tcBorders/>
+            <w:shd w:fill="auto" w:val="clear"/>
+            <w:tcMar>
+              <w:left w:w="103" w:type="dxa"/>
             </w:tcMar>
           </w:tcPr>
           <w:p>
@@ -3735,7 +3868,7 @@
             <w:tcBorders/>
             <w:shd w:fill="auto" w:val="clear"/>
             <w:tcMar>
-              <w:left w:w="108" w:type="dxa"/>
+              <w:left w:w="103" w:type="dxa"/>
             </w:tcMar>
           </w:tcPr>
           <w:p>
@@ -3759,7 +3892,7 @@
             <w:tcBorders/>
             <w:shd w:fill="auto" w:val="clear"/>
             <w:tcMar>
-              <w:left w:w="108" w:type="dxa"/>
+              <w:left w:w="103" w:type="dxa"/>
             </w:tcMar>
           </w:tcPr>
           <w:p>
@@ -3776,11 +3909,11 @@
         </w:tc>
         <w:tc>
           <w:tcPr>
-            <w:tcW w:w="3539" w:type="dxa"/>
-            <w:tcBorders/>
-            <w:shd w:fill="auto" w:val="clear"/>
-            <w:tcMar>
-              <w:left w:w="108" w:type="dxa"/>
+            <w:tcW w:w="3538" w:type="dxa"/>
+            <w:tcBorders/>
+            <w:shd w:fill="auto" w:val="clear"/>
+            <w:tcMar>
+              <w:left w:w="103" w:type="dxa"/>
             </w:tcMar>
           </w:tcPr>
           <w:p>
@@ -3797,11 +3930,11 @@
         </w:tc>
         <w:tc>
           <w:tcPr>
-            <w:tcW w:w="2191" w:type="dxa"/>
-            <w:tcBorders/>
-            <w:shd w:fill="auto" w:val="clear"/>
-            <w:tcMar>
-              <w:left w:w="108" w:type="dxa"/>
+            <w:tcW w:w="2192" w:type="dxa"/>
+            <w:tcBorders/>
+            <w:shd w:fill="auto" w:val="clear"/>
+            <w:tcMar>
+              <w:left w:w="103" w:type="dxa"/>
             </w:tcMar>
           </w:tcPr>
           <w:p>
@@ -3821,15 +3954,19 @@
             <w:tcBorders/>
             <w:shd w:fill="auto" w:val="clear"/>
             <w:tcMar>
-              <w:left w:w="108" w:type="dxa"/>
-            </w:tcMar>
-          </w:tcPr>
-          <w:p>
-            <w:pPr>
-              <w:pStyle w:val="Normal"/>
-              <w:spacing w:lineRule="auto" w:line="240" w:before="0" w:after="0"/>
-              <w:rPr/>
-            </w:pPr>
+              <w:left w:w="103" w:type="dxa"/>
+            </w:tcMar>
+          </w:tcPr>
+          <w:p>
+            <w:pPr>
+              <w:pStyle w:val="Normal"/>
+              <w:spacing w:lineRule="auto" w:line="240" w:before="0" w:after="0"/>
+              <w:rPr/>
+            </w:pPr>
+            <w:r>
+              <w:rPr/>
+              <w:t xml:space="preserve">JSJ </w:t>
+            </w:r>
             <w:r>
               <w:rPr/>
               <w:t>Bewerk</w:t>
@@ -3845,27 +3982,27 @@
             <w:tcBorders/>
             <w:shd w:fill="auto" w:val="clear"/>
             <w:tcMar>
-              <w:left w:w="108" w:type="dxa"/>
-            </w:tcMar>
-          </w:tcPr>
-          <w:p>
-            <w:pPr>
-              <w:pStyle w:val="Normal"/>
-              <w:spacing w:lineRule="auto" w:line="240" w:before="0" w:after="0"/>
-              <w:rPr/>
-            </w:pPr>
-            <w:r>
-              <w:rPr/>
-            </w:r>
-          </w:p>
-        </w:tc>
-        <w:tc>
-          <w:tcPr>
-            <w:tcW w:w="3539" w:type="dxa"/>
-            <w:tcBorders/>
-            <w:shd w:fill="auto" w:val="clear"/>
-            <w:tcMar>
-              <w:left w:w="108" w:type="dxa"/>
+              <w:left w:w="103" w:type="dxa"/>
+            </w:tcMar>
+          </w:tcPr>
+          <w:p>
+            <w:pPr>
+              <w:pStyle w:val="Normal"/>
+              <w:spacing w:lineRule="auto" w:line="240" w:before="0" w:after="0"/>
+              <w:rPr/>
+            </w:pPr>
+            <w:r>
+              <w:rPr/>
+            </w:r>
+          </w:p>
+        </w:tc>
+        <w:tc>
+          <w:tcPr>
+            <w:tcW w:w="3538" w:type="dxa"/>
+            <w:tcBorders/>
+            <w:shd w:fill="auto" w:val="clear"/>
+            <w:tcMar>
+              <w:left w:w="103" w:type="dxa"/>
             </w:tcMar>
           </w:tcPr>
           <w:p>
@@ -3882,11 +4019,11 @@
         </w:tc>
         <w:tc>
           <w:tcPr>
-            <w:tcW w:w="2191" w:type="dxa"/>
-            <w:tcBorders/>
-            <w:shd w:fill="auto" w:val="clear"/>
-            <w:tcMar>
-              <w:left w:w="108" w:type="dxa"/>
+            <w:tcW w:w="2192" w:type="dxa"/>
+            <w:tcBorders/>
+            <w:shd w:fill="auto" w:val="clear"/>
+            <w:tcMar>
+              <w:left w:w="103" w:type="dxa"/>
             </w:tcMar>
           </w:tcPr>
           <w:p>
@@ -3906,7 +4043,7 @@
             <w:tcBorders/>
             <w:shd w:fill="auto" w:val="clear"/>
             <w:tcMar>
-              <w:left w:w="108" w:type="dxa"/>
+              <w:left w:w="103" w:type="dxa"/>
             </w:tcMar>
           </w:tcPr>
           <w:p>
@@ -3929,27 +4066,27 @@
             <w:tcBorders/>
             <w:shd w:fill="auto" w:val="clear"/>
             <w:tcMar>
-              <w:left w:w="108" w:type="dxa"/>
-            </w:tcMar>
-          </w:tcPr>
-          <w:p>
-            <w:pPr>
-              <w:pStyle w:val="Normal"/>
-              <w:spacing w:lineRule="auto" w:line="240" w:before="0" w:after="0"/>
-              <w:rPr/>
-            </w:pPr>
-            <w:r>
-              <w:rPr/>
-            </w:r>
-          </w:p>
-        </w:tc>
-        <w:tc>
-          <w:tcPr>
-            <w:tcW w:w="3539" w:type="dxa"/>
-            <w:tcBorders/>
-            <w:shd w:fill="auto" w:val="clear"/>
-            <w:tcMar>
-              <w:left w:w="108" w:type="dxa"/>
+              <w:left w:w="103" w:type="dxa"/>
+            </w:tcMar>
+          </w:tcPr>
+          <w:p>
+            <w:pPr>
+              <w:pStyle w:val="Normal"/>
+              <w:spacing w:lineRule="auto" w:line="240" w:before="0" w:after="0"/>
+              <w:rPr/>
+            </w:pPr>
+            <w:r>
+              <w:rPr/>
+            </w:r>
+          </w:p>
+        </w:tc>
+        <w:tc>
+          <w:tcPr>
+            <w:tcW w:w="3538" w:type="dxa"/>
+            <w:tcBorders/>
+            <w:shd w:fill="auto" w:val="clear"/>
+            <w:tcMar>
+              <w:left w:w="103" w:type="dxa"/>
             </w:tcMar>
           </w:tcPr>
           <w:p>
@@ -3966,11 +4103,11 @@
         </w:tc>
         <w:tc>
           <w:tcPr>
-            <w:tcW w:w="2191" w:type="dxa"/>
-            <w:tcBorders/>
-            <w:shd w:fill="auto" w:val="clear"/>
-            <w:tcMar>
-              <w:left w:w="108" w:type="dxa"/>
+            <w:tcW w:w="2192" w:type="dxa"/>
+            <w:tcBorders/>
+            <w:shd w:fill="auto" w:val="clear"/>
+            <w:tcMar>
+              <w:left w:w="103" w:type="dxa"/>
             </w:tcMar>
           </w:tcPr>
           <w:p>
@@ -3990,7 +4127,7 @@
             <w:tcBorders/>
             <w:shd w:fill="auto" w:val="clear"/>
             <w:tcMar>
-              <w:left w:w="108" w:type="dxa"/>
+              <w:left w:w="103" w:type="dxa"/>
             </w:tcMar>
           </w:tcPr>
           <w:p>
@@ -4013,27 +4150,27 @@
             <w:tcBorders/>
             <w:shd w:fill="auto" w:val="clear"/>
             <w:tcMar>
-              <w:left w:w="108" w:type="dxa"/>
-            </w:tcMar>
-          </w:tcPr>
-          <w:p>
-            <w:pPr>
-              <w:pStyle w:val="Normal"/>
-              <w:spacing w:lineRule="auto" w:line="240" w:before="0" w:after="0"/>
-              <w:rPr/>
-            </w:pPr>
-            <w:r>
-              <w:rPr/>
-            </w:r>
-          </w:p>
-        </w:tc>
-        <w:tc>
-          <w:tcPr>
-            <w:tcW w:w="3539" w:type="dxa"/>
-            <w:tcBorders/>
-            <w:shd w:fill="auto" w:val="clear"/>
-            <w:tcMar>
-              <w:left w:w="108" w:type="dxa"/>
+              <w:left w:w="103" w:type="dxa"/>
+            </w:tcMar>
+          </w:tcPr>
+          <w:p>
+            <w:pPr>
+              <w:pStyle w:val="Normal"/>
+              <w:spacing w:lineRule="auto" w:line="240" w:before="0" w:after="0"/>
+              <w:rPr/>
+            </w:pPr>
+            <w:r>
+              <w:rPr/>
+            </w:r>
+          </w:p>
+        </w:tc>
+        <w:tc>
+          <w:tcPr>
+            <w:tcW w:w="3538" w:type="dxa"/>
+            <w:tcBorders/>
+            <w:shd w:fill="auto" w:val="clear"/>
+            <w:tcMar>
+              <w:left w:w="103" w:type="dxa"/>
             </w:tcMar>
           </w:tcPr>
           <w:p>
@@ -4050,11 +4187,11 @@
         </w:tc>
         <w:tc>
           <w:tcPr>
-            <w:tcW w:w="2191" w:type="dxa"/>
-            <w:tcBorders/>
-            <w:shd w:fill="auto" w:val="clear"/>
-            <w:tcMar>
-              <w:left w:w="108" w:type="dxa"/>
+            <w:tcW w:w="2192" w:type="dxa"/>
+            <w:tcBorders/>
+            <w:shd w:fill="auto" w:val="clear"/>
+            <w:tcMar>
+              <w:left w:w="103" w:type="dxa"/>
             </w:tcMar>
           </w:tcPr>
           <w:p>
@@ -4074,7 +4211,7 @@
             <w:tcBorders/>
             <w:shd w:fill="auto" w:val="clear"/>
             <w:tcMar>
-              <w:left w:w="108" w:type="dxa"/>
+              <w:left w:w="103" w:type="dxa"/>
             </w:tcMar>
           </w:tcPr>
           <w:p>
@@ -4097,27 +4234,27 @@
             <w:tcBorders/>
             <w:shd w:fill="auto" w:val="clear"/>
             <w:tcMar>
-              <w:left w:w="108" w:type="dxa"/>
-            </w:tcMar>
-          </w:tcPr>
-          <w:p>
-            <w:pPr>
-              <w:pStyle w:val="Normal"/>
-              <w:spacing w:lineRule="auto" w:line="240" w:before="0" w:after="0"/>
-              <w:rPr/>
-            </w:pPr>
-            <w:r>
-              <w:rPr/>
-            </w:r>
-          </w:p>
-        </w:tc>
-        <w:tc>
-          <w:tcPr>
-            <w:tcW w:w="3539" w:type="dxa"/>
-            <w:tcBorders/>
-            <w:shd w:fill="auto" w:val="clear"/>
-            <w:tcMar>
-              <w:left w:w="108" w:type="dxa"/>
+              <w:left w:w="103" w:type="dxa"/>
+            </w:tcMar>
+          </w:tcPr>
+          <w:p>
+            <w:pPr>
+              <w:pStyle w:val="Normal"/>
+              <w:spacing w:lineRule="auto" w:line="240" w:before="0" w:after="0"/>
+              <w:rPr/>
+            </w:pPr>
+            <w:r>
+              <w:rPr/>
+            </w:r>
+          </w:p>
+        </w:tc>
+        <w:tc>
+          <w:tcPr>
+            <w:tcW w:w="3538" w:type="dxa"/>
+            <w:tcBorders/>
+            <w:shd w:fill="auto" w:val="clear"/>
+            <w:tcMar>
+              <w:left w:w="103" w:type="dxa"/>
             </w:tcMar>
           </w:tcPr>
           <w:p>
@@ -4134,11 +4271,11 @@
         </w:tc>
         <w:tc>
           <w:tcPr>
-            <w:tcW w:w="2191" w:type="dxa"/>
-            <w:tcBorders/>
-            <w:shd w:fill="auto" w:val="clear"/>
-            <w:tcMar>
-              <w:left w:w="108" w:type="dxa"/>
+            <w:tcW w:w="2192" w:type="dxa"/>
+            <w:tcBorders/>
+            <w:shd w:fill="auto" w:val="clear"/>
+            <w:tcMar>
+              <w:left w:w="103" w:type="dxa"/>
             </w:tcMar>
           </w:tcPr>
           <w:p>
@@ -4158,7 +4295,7 @@
             <w:tcBorders/>
             <w:shd w:fill="auto" w:val="clear"/>
             <w:tcMar>
-              <w:left w:w="108" w:type="dxa"/>
+              <w:left w:w="103" w:type="dxa"/>
             </w:tcMar>
           </w:tcPr>
           <w:p>
@@ -4181,27 +4318,27 @@
             <w:tcBorders/>
             <w:shd w:fill="auto" w:val="clear"/>
             <w:tcMar>
-              <w:left w:w="108" w:type="dxa"/>
-            </w:tcMar>
-          </w:tcPr>
-          <w:p>
-            <w:pPr>
-              <w:pStyle w:val="Normal"/>
-              <w:spacing w:lineRule="auto" w:line="240" w:before="0" w:after="0"/>
-              <w:rPr/>
-            </w:pPr>
-            <w:r>
-              <w:rPr/>
-            </w:r>
-          </w:p>
-        </w:tc>
-        <w:tc>
-          <w:tcPr>
-            <w:tcW w:w="3539" w:type="dxa"/>
-            <w:tcBorders/>
-            <w:shd w:fill="auto" w:val="clear"/>
-            <w:tcMar>
-              <w:left w:w="108" w:type="dxa"/>
+              <w:left w:w="103" w:type="dxa"/>
+            </w:tcMar>
+          </w:tcPr>
+          <w:p>
+            <w:pPr>
+              <w:pStyle w:val="Normal"/>
+              <w:spacing w:lineRule="auto" w:line="240" w:before="0" w:after="0"/>
+              <w:rPr/>
+            </w:pPr>
+            <w:r>
+              <w:rPr/>
+            </w:r>
+          </w:p>
+        </w:tc>
+        <w:tc>
+          <w:tcPr>
+            <w:tcW w:w="3538" w:type="dxa"/>
+            <w:tcBorders/>
+            <w:shd w:fill="auto" w:val="clear"/>
+            <w:tcMar>
+              <w:left w:w="103" w:type="dxa"/>
             </w:tcMar>
           </w:tcPr>
           <w:p>
@@ -4218,11 +4355,11 @@
         </w:tc>
         <w:tc>
           <w:tcPr>
-            <w:tcW w:w="2191" w:type="dxa"/>
-            <w:tcBorders/>
-            <w:shd w:fill="auto" w:val="clear"/>
-            <w:tcMar>
-              <w:left w:w="108" w:type="dxa"/>
+            <w:tcW w:w="2192" w:type="dxa"/>
+            <w:tcBorders/>
+            <w:shd w:fill="auto" w:val="clear"/>
+            <w:tcMar>
+              <w:left w:w="103" w:type="dxa"/>
             </w:tcMar>
           </w:tcPr>
           <w:p>
@@ -4242,7 +4379,7 @@
             <w:tcBorders/>
             <w:shd w:fill="auto" w:val="clear"/>
             <w:tcMar>
-              <w:left w:w="108" w:type="dxa"/>
+              <w:left w:w="103" w:type="dxa"/>
             </w:tcMar>
           </w:tcPr>
           <w:p>
@@ -4265,7 +4402,7 @@
             <w:tcBorders/>
             <w:shd w:fill="auto" w:val="clear"/>
             <w:tcMar>
-              <w:left w:w="108" w:type="dxa"/>
+              <w:left w:w="103" w:type="dxa"/>
             </w:tcMar>
           </w:tcPr>
           <w:p>
@@ -4282,11 +4419,11 @@
         </w:tc>
         <w:tc>
           <w:tcPr>
-            <w:tcW w:w="3539" w:type="dxa"/>
-            <w:tcBorders/>
-            <w:shd w:fill="auto" w:val="clear"/>
-            <w:tcMar>
-              <w:left w:w="108" w:type="dxa"/>
+            <w:tcW w:w="3538" w:type="dxa"/>
+            <w:tcBorders/>
+            <w:shd w:fill="auto" w:val="clear"/>
+            <w:tcMar>
+              <w:left w:w="103" w:type="dxa"/>
             </w:tcMar>
           </w:tcPr>
           <w:p>
@@ -4303,11 +4440,11 @@
         </w:tc>
         <w:tc>
           <w:tcPr>
-            <w:tcW w:w="2191" w:type="dxa"/>
-            <w:tcBorders/>
-            <w:shd w:fill="auto" w:val="clear"/>
-            <w:tcMar>
-              <w:left w:w="108" w:type="dxa"/>
+            <w:tcW w:w="2192" w:type="dxa"/>
+            <w:tcBorders/>
+            <w:shd w:fill="auto" w:val="clear"/>
+            <w:tcMar>
+              <w:left w:w="103" w:type="dxa"/>
             </w:tcMar>
           </w:tcPr>
           <w:p>
@@ -4327,15 +4464,19 @@
             <w:tcBorders/>
             <w:shd w:fill="auto" w:val="clear"/>
             <w:tcMar>
-              <w:left w:w="108" w:type="dxa"/>
-            </w:tcMar>
-          </w:tcPr>
-          <w:p>
-            <w:pPr>
-              <w:pStyle w:val="Normal"/>
-              <w:spacing w:lineRule="auto" w:line="240" w:before="0" w:after="0"/>
-              <w:rPr/>
-            </w:pPr>
+              <w:left w:w="103" w:type="dxa"/>
+            </w:tcMar>
+          </w:tcPr>
+          <w:p>
+            <w:pPr>
+              <w:pStyle w:val="Normal"/>
+              <w:spacing w:lineRule="auto" w:line="240" w:before="0" w:after="0"/>
+              <w:rPr/>
+            </w:pPr>
+            <w:r>
+              <w:rPr/>
+              <w:t xml:space="preserve">JSJ </w:t>
+            </w:r>
             <w:r>
               <w:rPr/>
               <w:t>Locatie Muziek XML bestand</w:t>
@@ -4351,7 +4492,7 @@
             <w:tcBorders/>
             <w:shd w:fill="auto" w:val="clear"/>
             <w:tcMar>
-              <w:left w:w="108" w:type="dxa"/>
+              <w:left w:w="103" w:type="dxa"/>
             </w:tcMar>
           </w:tcPr>
           <w:p>
@@ -4368,11 +4509,11 @@
         </w:tc>
         <w:tc>
           <w:tcPr>
-            <w:tcW w:w="3539" w:type="dxa"/>
-            <w:tcBorders/>
-            <w:shd w:fill="auto" w:val="clear"/>
-            <w:tcMar>
-              <w:left w:w="108" w:type="dxa"/>
+            <w:tcW w:w="3538" w:type="dxa"/>
+            <w:tcBorders/>
+            <w:shd w:fill="auto" w:val="clear"/>
+            <w:tcMar>
+              <w:left w:w="103" w:type="dxa"/>
             </w:tcMar>
           </w:tcPr>
           <w:p>
@@ -4389,11 +4530,11 @@
         </w:tc>
         <w:tc>
           <w:tcPr>
-            <w:tcW w:w="2191" w:type="dxa"/>
-            <w:tcBorders/>
-            <w:shd w:fill="auto" w:val="clear"/>
-            <w:tcMar>
-              <w:left w:w="108" w:type="dxa"/>
+            <w:tcW w:w="2192" w:type="dxa"/>
+            <w:tcBorders/>
+            <w:shd w:fill="auto" w:val="clear"/>
+            <w:tcMar>
+              <w:left w:w="103" w:type="dxa"/>
             </w:tcMar>
           </w:tcPr>
           <w:p>
@@ -4413,15 +4554,19 @@
             <w:tcBorders/>
             <w:shd w:fill="auto" w:val="clear"/>
             <w:tcMar>
-              <w:left w:w="108" w:type="dxa"/>
-            </w:tcMar>
-          </w:tcPr>
-          <w:p>
-            <w:pPr>
-              <w:pStyle w:val="Normal"/>
-              <w:spacing w:lineRule="auto" w:line="240" w:before="0" w:after="0"/>
-              <w:rPr/>
-            </w:pPr>
+              <w:left w:w="103" w:type="dxa"/>
+            </w:tcMar>
+          </w:tcPr>
+          <w:p>
+            <w:pPr>
+              <w:pStyle w:val="Normal"/>
+              <w:spacing w:lineRule="auto" w:line="240" w:before="0" w:after="0"/>
+              <w:rPr/>
+            </w:pPr>
+            <w:r>
+              <w:rPr/>
+              <w:t xml:space="preserve">JSJ </w:t>
+            </w:r>
             <w:r>
               <w:rPr/>
               <w:t>Braillemuziek als onbewerkt XML bestand</w:t>
@@ -4437,7 +4582,7 @@
             <w:tcBorders/>
             <w:shd w:fill="auto" w:val="clear"/>
             <w:tcMar>
-              <w:left w:w="108" w:type="dxa"/>
+              <w:left w:w="103" w:type="dxa"/>
             </w:tcMar>
           </w:tcPr>
           <w:p>
@@ -4454,11 +4599,11 @@
         </w:tc>
         <w:tc>
           <w:tcPr>
-            <w:tcW w:w="3539" w:type="dxa"/>
-            <w:tcBorders/>
-            <w:shd w:fill="auto" w:val="clear"/>
-            <w:tcMar>
-              <w:left w:w="108" w:type="dxa"/>
+            <w:tcW w:w="3538" w:type="dxa"/>
+            <w:tcBorders/>
+            <w:shd w:fill="auto" w:val="clear"/>
+            <w:tcMar>
+              <w:left w:w="103" w:type="dxa"/>
             </w:tcMar>
           </w:tcPr>
           <w:p>
@@ -4475,11 +4620,11 @@
         </w:tc>
         <w:tc>
           <w:tcPr>
-            <w:tcW w:w="2191" w:type="dxa"/>
-            <w:tcBorders/>
-            <w:shd w:fill="auto" w:val="clear"/>
-            <w:tcMar>
-              <w:left w:w="108" w:type="dxa"/>
+            <w:tcW w:w="2192" w:type="dxa"/>
+            <w:tcBorders/>
+            <w:shd w:fill="auto" w:val="clear"/>
+            <w:tcMar>
+              <w:left w:w="103" w:type="dxa"/>
             </w:tcMar>
           </w:tcPr>
           <w:p>
@@ -4499,15 +4644,19 @@
             <w:tcBorders/>
             <w:shd w:fill="auto" w:val="clear"/>
             <w:tcMar>
-              <w:left w:w="108" w:type="dxa"/>
-            </w:tcMar>
-          </w:tcPr>
-          <w:p>
-            <w:pPr>
-              <w:pStyle w:val="Normal"/>
-              <w:spacing w:lineRule="auto" w:line="240" w:before="0" w:after="0"/>
-              <w:rPr/>
-            </w:pPr>
+              <w:left w:w="103" w:type="dxa"/>
+            </w:tcMar>
+          </w:tcPr>
+          <w:p>
+            <w:pPr>
+              <w:pStyle w:val="Normal"/>
+              <w:spacing w:lineRule="auto" w:line="240" w:before="0" w:after="0"/>
+              <w:rPr/>
+            </w:pPr>
+            <w:r>
+              <w:rPr/>
+              <w:t xml:space="preserve">JSJ </w:t>
+            </w:r>
             <w:r>
               <w:rPr/>
               <w:t>Braillemuziek als geinterpreteerd XML bestand</w:t>
@@ -4523,27 +4672,27 @@
             <w:tcBorders/>
             <w:shd w:fill="auto" w:val="clear"/>
             <w:tcMar>
-              <w:left w:w="108" w:type="dxa"/>
-            </w:tcMar>
-          </w:tcPr>
-          <w:p>
-            <w:pPr>
-              <w:pStyle w:val="Normal"/>
-              <w:spacing w:lineRule="auto" w:line="240" w:before="0" w:after="0"/>
-              <w:rPr/>
-            </w:pPr>
-            <w:r>
-              <w:rPr/>
-            </w:r>
-          </w:p>
-        </w:tc>
-        <w:tc>
-          <w:tcPr>
-            <w:tcW w:w="3539" w:type="dxa"/>
-            <w:tcBorders/>
-            <w:shd w:fill="auto" w:val="clear"/>
-            <w:tcMar>
-              <w:left w:w="108" w:type="dxa"/>
+              <w:left w:w="103" w:type="dxa"/>
+            </w:tcMar>
+          </w:tcPr>
+          <w:p>
+            <w:pPr>
+              <w:pStyle w:val="Normal"/>
+              <w:spacing w:lineRule="auto" w:line="240" w:before="0" w:after="0"/>
+              <w:rPr/>
+            </w:pPr>
+            <w:r>
+              <w:rPr/>
+            </w:r>
+          </w:p>
+        </w:tc>
+        <w:tc>
+          <w:tcPr>
+            <w:tcW w:w="3538" w:type="dxa"/>
+            <w:tcBorders/>
+            <w:shd w:fill="auto" w:val="clear"/>
+            <w:tcMar>
+              <w:left w:w="103" w:type="dxa"/>
             </w:tcMar>
           </w:tcPr>
           <w:p>
@@ -4560,11 +4709,11 @@
         </w:tc>
         <w:tc>
           <w:tcPr>
-            <w:tcW w:w="2191" w:type="dxa"/>
-            <w:tcBorders/>
-            <w:shd w:fill="auto" w:val="clear"/>
-            <w:tcMar>
-              <w:left w:w="108" w:type="dxa"/>
+            <w:tcW w:w="2192" w:type="dxa"/>
+            <w:tcBorders/>
+            <w:shd w:fill="auto" w:val="clear"/>
+            <w:tcMar>
+              <w:left w:w="103" w:type="dxa"/>
             </w:tcMar>
           </w:tcPr>
           <w:p>
@@ -4584,7 +4733,7 @@
             <w:tcBorders/>
             <w:shd w:fill="auto" w:val="clear"/>
             <w:tcMar>
-              <w:left w:w="108" w:type="dxa"/>
+              <w:left w:w="103" w:type="dxa"/>
             </w:tcMar>
           </w:tcPr>
           <w:p>
@@ -4607,7 +4756,7 @@
             <w:tcBorders/>
             <w:shd w:fill="auto" w:val="clear"/>
             <w:tcMar>
-              <w:left w:w="108" w:type="dxa"/>
+              <w:left w:w="103" w:type="dxa"/>
             </w:tcMar>
           </w:tcPr>
           <w:p>
@@ -4624,11 +4773,11 @@
         </w:tc>
         <w:tc>
           <w:tcPr>
-            <w:tcW w:w="3539" w:type="dxa"/>
-            <w:tcBorders/>
-            <w:shd w:fill="auto" w:val="clear"/>
-            <w:tcMar>
-              <w:left w:w="108" w:type="dxa"/>
+            <w:tcW w:w="3538" w:type="dxa"/>
+            <w:tcBorders/>
+            <w:shd w:fill="auto" w:val="clear"/>
+            <w:tcMar>
+              <w:left w:w="103" w:type="dxa"/>
             </w:tcMar>
           </w:tcPr>
           <w:p>
@@ -4645,11 +4794,11 @@
         </w:tc>
         <w:tc>
           <w:tcPr>
-            <w:tcW w:w="2191" w:type="dxa"/>
-            <w:tcBorders/>
-            <w:shd w:fill="auto" w:val="clear"/>
-            <w:tcMar>
-              <w:left w:w="108" w:type="dxa"/>
+            <w:tcW w:w="2192" w:type="dxa"/>
+            <w:tcBorders/>
+            <w:shd w:fill="auto" w:val="clear"/>
+            <w:tcMar>
+              <w:left w:w="103" w:type="dxa"/>
             </w:tcMar>
           </w:tcPr>
           <w:p>
@@ -4669,15 +4818,19 @@
             <w:tcBorders/>
             <w:shd w:fill="auto" w:val="clear"/>
             <w:tcMar>
-              <w:left w:w="108" w:type="dxa"/>
-            </w:tcMar>
-          </w:tcPr>
-          <w:p>
-            <w:pPr>
-              <w:pStyle w:val="Normal"/>
-              <w:spacing w:lineRule="auto" w:line="240" w:before="0" w:after="0"/>
-              <w:rPr/>
-            </w:pPr>
+              <w:left w:w="103" w:type="dxa"/>
+            </w:tcMar>
+          </w:tcPr>
+          <w:p>
+            <w:pPr>
+              <w:pStyle w:val="Normal"/>
+              <w:spacing w:lineRule="auto" w:line="240" w:before="0" w:after="0"/>
+              <w:rPr/>
+            </w:pPr>
+            <w:r>
+              <w:rPr/>
+              <w:t xml:space="preserve">JSJ </w:t>
+            </w:r>
             <w:r>
               <w:rPr/>
               <w:t>Gebruikersinstellingen</w:t>
@@ -4693,27 +4846,27 @@
             <w:tcBorders/>
             <w:shd w:fill="auto" w:val="clear"/>
             <w:tcMar>
-              <w:left w:w="108" w:type="dxa"/>
-            </w:tcMar>
-          </w:tcPr>
-          <w:p>
-            <w:pPr>
-              <w:pStyle w:val="Normal"/>
-              <w:spacing w:lineRule="auto" w:line="240" w:before="0" w:after="0"/>
-              <w:rPr/>
-            </w:pPr>
-            <w:r>
-              <w:rPr/>
-            </w:r>
-          </w:p>
-        </w:tc>
-        <w:tc>
-          <w:tcPr>
-            <w:tcW w:w="3539" w:type="dxa"/>
-            <w:tcBorders/>
-            <w:shd w:fill="auto" w:val="clear"/>
-            <w:tcMar>
-              <w:left w:w="108" w:type="dxa"/>
+              <w:left w:w="103" w:type="dxa"/>
+            </w:tcMar>
+          </w:tcPr>
+          <w:p>
+            <w:pPr>
+              <w:pStyle w:val="Normal"/>
+              <w:spacing w:lineRule="auto" w:line="240" w:before="0" w:after="0"/>
+              <w:rPr/>
+            </w:pPr>
+            <w:r>
+              <w:rPr/>
+            </w:r>
+          </w:p>
+        </w:tc>
+        <w:tc>
+          <w:tcPr>
+            <w:tcW w:w="3538" w:type="dxa"/>
+            <w:tcBorders/>
+            <w:shd w:fill="auto" w:val="clear"/>
+            <w:tcMar>
+              <w:left w:w="103" w:type="dxa"/>
             </w:tcMar>
           </w:tcPr>
           <w:p>
@@ -4730,11 +4883,11 @@
         </w:tc>
         <w:tc>
           <w:tcPr>
-            <w:tcW w:w="2191" w:type="dxa"/>
-            <w:tcBorders/>
-            <w:shd w:fill="auto" w:val="clear"/>
-            <w:tcMar>
-              <w:left w:w="108" w:type="dxa"/>
+            <w:tcW w:w="2192" w:type="dxa"/>
+            <w:tcBorders/>
+            <w:shd w:fill="auto" w:val="clear"/>
+            <w:tcMar>
+              <w:left w:w="103" w:type="dxa"/>
             </w:tcMar>
           </w:tcPr>
           <w:p>
@@ -4754,9 +4907,20 @@
             <w:tcBorders/>
             <w:shd w:fill="auto" w:val="clear"/>
             <w:tcMar>
-              <w:left w:w="108" w:type="dxa"/>
-            </w:tcMar>
-          </w:tcPr>
+              <w:left w:w="103" w:type="dxa"/>
+            </w:tcMar>
+          </w:tcPr>
+          <w:p>
+            <w:pPr>
+              <w:pStyle w:val="Normal"/>
+              <w:spacing w:lineRule="auto" w:line="240" w:before="0" w:after="0"/>
+              <w:rPr/>
+            </w:pPr>
+            <w:r>
+              <w:rPr/>
+              <w:t>JSJ: Ikke ændret</w:t>
+            </w:r>
+          </w:p>
           <w:p>
             <w:pPr>
               <w:pStyle w:val="Normal"/>
@@ -4778,7 +4942,7 @@
             <w:tcBorders/>
             <w:shd w:fill="auto" w:val="clear"/>
             <w:tcMar>
-              <w:left w:w="108" w:type="dxa"/>
+              <w:left w:w="103" w:type="dxa"/>
             </w:tcMar>
           </w:tcPr>
           <w:p>
@@ -4795,11 +4959,11 @@
         </w:tc>
         <w:tc>
           <w:tcPr>
-            <w:tcW w:w="3539" w:type="dxa"/>
-            <w:tcBorders/>
-            <w:shd w:fill="auto" w:val="clear"/>
-            <w:tcMar>
-              <w:left w:w="108" w:type="dxa"/>
+            <w:tcW w:w="3538" w:type="dxa"/>
+            <w:tcBorders/>
+            <w:shd w:fill="auto" w:val="clear"/>
+            <w:tcMar>
+              <w:left w:w="103" w:type="dxa"/>
             </w:tcMar>
           </w:tcPr>
           <w:p>
@@ -4816,11 +4980,11 @@
         </w:tc>
         <w:tc>
           <w:tcPr>
-            <w:tcW w:w="2191" w:type="dxa"/>
-            <w:tcBorders/>
-            <w:shd w:fill="auto" w:val="clear"/>
-            <w:tcMar>
-              <w:left w:w="108" w:type="dxa"/>
+            <w:tcW w:w="2192" w:type="dxa"/>
+            <w:tcBorders/>
+            <w:shd w:fill="auto" w:val="clear"/>
+            <w:tcMar>
+              <w:left w:w="103" w:type="dxa"/>
             </w:tcMar>
           </w:tcPr>
           <w:p>
@@ -4840,9 +5004,20 @@
             <w:tcBorders/>
             <w:shd w:fill="auto" w:val="clear"/>
             <w:tcMar>
-              <w:left w:w="108" w:type="dxa"/>
-            </w:tcMar>
-          </w:tcPr>
+              <w:left w:w="103" w:type="dxa"/>
+            </w:tcMar>
+          </w:tcPr>
+          <w:p>
+            <w:pPr>
+              <w:pStyle w:val="Normal"/>
+              <w:spacing w:lineRule="auto" w:line="240" w:before="0" w:after="0"/>
+              <w:rPr/>
+            </w:pPr>
+            <w:r>
+              <w:rPr/>
+              <w:t>JSJ Ikke rettet</w:t>
+            </w:r>
+          </w:p>
           <w:p>
             <w:pPr>
               <w:pStyle w:val="Normal"/>
@@ -4864,7 +5039,7 @@
             <w:tcBorders/>
             <w:shd w:fill="auto" w:val="clear"/>
             <w:tcMar>
-              <w:left w:w="108" w:type="dxa"/>
+              <w:left w:w="103" w:type="dxa"/>
             </w:tcMar>
           </w:tcPr>
           <w:p>
@@ -4881,11 +5056,11 @@
         </w:tc>
         <w:tc>
           <w:tcPr>
-            <w:tcW w:w="3539" w:type="dxa"/>
-            <w:tcBorders/>
-            <w:shd w:fill="auto" w:val="clear"/>
-            <w:tcMar>
-              <w:left w:w="108" w:type="dxa"/>
+            <w:tcW w:w="3538" w:type="dxa"/>
+            <w:tcBorders/>
+            <w:shd w:fill="auto" w:val="clear"/>
+            <w:tcMar>
+              <w:left w:w="103" w:type="dxa"/>
             </w:tcMar>
           </w:tcPr>
           <w:p>
@@ -4902,11 +5077,11 @@
         </w:tc>
         <w:tc>
           <w:tcPr>
-            <w:tcW w:w="2191" w:type="dxa"/>
-            <w:tcBorders/>
-            <w:shd w:fill="auto" w:val="clear"/>
-            <w:tcMar>
-              <w:left w:w="108" w:type="dxa"/>
+            <w:tcW w:w="2192" w:type="dxa"/>
+            <w:tcBorders/>
+            <w:shd w:fill="auto" w:val="clear"/>
+            <w:tcMar>
+              <w:left w:w="103" w:type="dxa"/>
             </w:tcMar>
           </w:tcPr>
           <w:p>
@@ -4926,15 +5101,19 @@
             <w:tcBorders/>
             <w:shd w:fill="auto" w:val="clear"/>
             <w:tcMar>
-              <w:left w:w="108" w:type="dxa"/>
-            </w:tcMar>
-          </w:tcPr>
-          <w:p>
-            <w:pPr>
-              <w:pStyle w:val="Normal"/>
-              <w:spacing w:lineRule="auto" w:line="240" w:before="0" w:after="0"/>
-              <w:rPr/>
-            </w:pPr>
+              <w:left w:w="103" w:type="dxa"/>
+            </w:tcMar>
+          </w:tcPr>
+          <w:p>
+            <w:pPr>
+              <w:pStyle w:val="Normal"/>
+              <w:spacing w:lineRule="auto" w:line="240" w:before="0" w:after="0"/>
+              <w:rPr/>
+            </w:pPr>
+            <w:r>
+              <w:rPr/>
+              <w:t>JSJ: Ikke fundet</w:t>
+            </w:r>
             <w:r>
               <w:rPr/>
               <w:t>Interpreteer bestand als braillemuziek</w:t>
@@ -4950,47 +5129,47 @@
             <w:tcBorders/>
             <w:shd w:fill="auto" w:val="clear"/>
             <w:tcMar>
-              <w:left w:w="108" w:type="dxa"/>
-            </w:tcMar>
-          </w:tcPr>
-          <w:p>
-            <w:pPr>
-              <w:pStyle w:val="Normal"/>
-              <w:spacing w:lineRule="auto" w:line="240" w:before="0" w:after="0"/>
-              <w:rPr/>
-            </w:pPr>
-            <w:r>
-              <w:rPr/>
-            </w:r>
-          </w:p>
-        </w:tc>
-        <w:tc>
-          <w:tcPr>
-            <w:tcW w:w="3539" w:type="dxa"/>
-            <w:tcBorders/>
-            <w:shd w:fill="auto" w:val="clear"/>
-            <w:tcMar>
-              <w:left w:w="108" w:type="dxa"/>
-            </w:tcMar>
-          </w:tcPr>
-          <w:p>
-            <w:pPr>
-              <w:pStyle w:val="Normal"/>
-              <w:spacing w:lineRule="auto" w:line="240" w:before="0" w:after="0"/>
-              <w:rPr/>
-            </w:pPr>
-            <w:r>
-              <w:rPr/>
-            </w:r>
-          </w:p>
-        </w:tc>
-        <w:tc>
-          <w:tcPr>
-            <w:tcW w:w="2191" w:type="dxa"/>
-            <w:tcBorders/>
-            <w:shd w:fill="auto" w:val="clear"/>
-            <w:tcMar>
-              <w:left w:w="108" w:type="dxa"/>
+              <w:left w:w="103" w:type="dxa"/>
+            </w:tcMar>
+          </w:tcPr>
+          <w:p>
+            <w:pPr>
+              <w:pStyle w:val="Normal"/>
+              <w:spacing w:lineRule="auto" w:line="240" w:before="0" w:after="0"/>
+              <w:rPr/>
+            </w:pPr>
+            <w:r>
+              <w:rPr/>
+            </w:r>
+          </w:p>
+        </w:tc>
+        <w:tc>
+          <w:tcPr>
+            <w:tcW w:w="3538" w:type="dxa"/>
+            <w:tcBorders/>
+            <w:shd w:fill="auto" w:val="clear"/>
+            <w:tcMar>
+              <w:left w:w="103" w:type="dxa"/>
+            </w:tcMar>
+          </w:tcPr>
+          <w:p>
+            <w:pPr>
+              <w:pStyle w:val="Normal"/>
+              <w:spacing w:lineRule="auto" w:line="240" w:before="0" w:after="0"/>
+              <w:rPr/>
+            </w:pPr>
+            <w:r>
+              <w:rPr/>
+            </w:r>
+          </w:p>
+        </w:tc>
+        <w:tc>
+          <w:tcPr>
+            <w:tcW w:w="2192" w:type="dxa"/>
+            <w:tcBorders/>
+            <w:shd w:fill="auto" w:val="clear"/>
+            <w:tcMar>
+              <w:left w:w="103" w:type="dxa"/>
             </w:tcMar>
           </w:tcPr>
           <w:p>
@@ -5011,7 +5190,7 @@
             <w:tcBorders/>
             <w:shd w:fill="auto" w:val="clear"/>
             <w:tcMar>
-              <w:left w:w="108" w:type="dxa"/>
+              <w:left w:w="103" w:type="dxa"/>
             </w:tcMar>
           </w:tcPr>
           <w:p>
@@ -5034,47 +5213,47 @@
             <w:tcBorders/>
             <w:shd w:fill="auto" w:val="clear"/>
             <w:tcMar>
-              <w:left w:w="108" w:type="dxa"/>
-            </w:tcMar>
-          </w:tcPr>
-          <w:p>
-            <w:pPr>
-              <w:pStyle w:val="Normal"/>
-              <w:spacing w:lineRule="auto" w:line="240" w:before="0" w:after="0"/>
-              <w:rPr/>
-            </w:pPr>
-            <w:r>
-              <w:rPr/>
-            </w:r>
-          </w:p>
-        </w:tc>
-        <w:tc>
-          <w:tcPr>
-            <w:tcW w:w="3539" w:type="dxa"/>
-            <w:tcBorders/>
-            <w:shd w:fill="auto" w:val="clear"/>
-            <w:tcMar>
-              <w:left w:w="108" w:type="dxa"/>
-            </w:tcMar>
-          </w:tcPr>
-          <w:p>
-            <w:pPr>
-              <w:pStyle w:val="Normal"/>
-              <w:spacing w:lineRule="auto" w:line="240" w:before="0" w:after="0"/>
-              <w:rPr/>
-            </w:pPr>
-            <w:r>
-              <w:rPr/>
-            </w:r>
-          </w:p>
-        </w:tc>
-        <w:tc>
-          <w:tcPr>
-            <w:tcW w:w="2191" w:type="dxa"/>
-            <w:tcBorders/>
-            <w:shd w:fill="auto" w:val="clear"/>
-            <w:tcMar>
-              <w:left w:w="108" w:type="dxa"/>
+              <w:left w:w="103" w:type="dxa"/>
+            </w:tcMar>
+          </w:tcPr>
+          <w:p>
+            <w:pPr>
+              <w:pStyle w:val="Normal"/>
+              <w:spacing w:lineRule="auto" w:line="240" w:before="0" w:after="0"/>
+              <w:rPr/>
+            </w:pPr>
+            <w:r>
+              <w:rPr/>
+            </w:r>
+          </w:p>
+        </w:tc>
+        <w:tc>
+          <w:tcPr>
+            <w:tcW w:w="3538" w:type="dxa"/>
+            <w:tcBorders/>
+            <w:shd w:fill="auto" w:val="clear"/>
+            <w:tcMar>
+              <w:left w:w="103" w:type="dxa"/>
+            </w:tcMar>
+          </w:tcPr>
+          <w:p>
+            <w:pPr>
+              <w:pStyle w:val="Normal"/>
+              <w:spacing w:lineRule="auto" w:line="240" w:before="0" w:after="0"/>
+              <w:rPr/>
+            </w:pPr>
+            <w:r>
+              <w:rPr/>
+            </w:r>
+          </w:p>
+        </w:tc>
+        <w:tc>
+          <w:tcPr>
+            <w:tcW w:w="2192" w:type="dxa"/>
+            <w:tcBorders/>
+            <w:shd w:fill="auto" w:val="clear"/>
+            <w:tcMar>
+              <w:left w:w="103" w:type="dxa"/>
             </w:tcMar>
           </w:tcPr>
           <w:p>
@@ -5095,7 +5274,7 @@
             <w:tcBorders/>
             <w:shd w:fill="auto" w:val="clear"/>
             <w:tcMar>
-              <w:left w:w="108" w:type="dxa"/>
+              <w:left w:w="103" w:type="dxa"/>
             </w:tcMar>
           </w:tcPr>
           <w:p>
@@ -5118,47 +5297,47 @@
             <w:tcBorders/>
             <w:shd w:fill="auto" w:val="clear"/>
             <w:tcMar>
-              <w:left w:w="108" w:type="dxa"/>
-            </w:tcMar>
-          </w:tcPr>
-          <w:p>
-            <w:pPr>
-              <w:pStyle w:val="Normal"/>
-              <w:spacing w:lineRule="auto" w:line="240" w:before="0" w:after="0"/>
-              <w:rPr/>
-            </w:pPr>
-            <w:r>
-              <w:rPr/>
-            </w:r>
-          </w:p>
-        </w:tc>
-        <w:tc>
-          <w:tcPr>
-            <w:tcW w:w="3539" w:type="dxa"/>
-            <w:tcBorders/>
-            <w:shd w:fill="auto" w:val="clear"/>
-            <w:tcMar>
-              <w:left w:w="108" w:type="dxa"/>
-            </w:tcMar>
-          </w:tcPr>
-          <w:p>
-            <w:pPr>
-              <w:pStyle w:val="Normal"/>
-              <w:spacing w:lineRule="auto" w:line="240" w:before="0" w:after="0"/>
-              <w:rPr/>
-            </w:pPr>
-            <w:r>
-              <w:rPr/>
-            </w:r>
-          </w:p>
-        </w:tc>
-        <w:tc>
-          <w:tcPr>
-            <w:tcW w:w="2191" w:type="dxa"/>
-            <w:tcBorders/>
-            <w:shd w:fill="auto" w:val="clear"/>
-            <w:tcMar>
-              <w:left w:w="108" w:type="dxa"/>
+              <w:left w:w="103" w:type="dxa"/>
+            </w:tcMar>
+          </w:tcPr>
+          <w:p>
+            <w:pPr>
+              <w:pStyle w:val="Normal"/>
+              <w:spacing w:lineRule="auto" w:line="240" w:before="0" w:after="0"/>
+              <w:rPr/>
+            </w:pPr>
+            <w:r>
+              <w:rPr/>
+            </w:r>
+          </w:p>
+        </w:tc>
+        <w:tc>
+          <w:tcPr>
+            <w:tcW w:w="3538" w:type="dxa"/>
+            <w:tcBorders/>
+            <w:shd w:fill="auto" w:val="clear"/>
+            <w:tcMar>
+              <w:left w:w="103" w:type="dxa"/>
+            </w:tcMar>
+          </w:tcPr>
+          <w:p>
+            <w:pPr>
+              <w:pStyle w:val="Normal"/>
+              <w:spacing w:lineRule="auto" w:line="240" w:before="0" w:after="0"/>
+              <w:rPr/>
+            </w:pPr>
+            <w:r>
+              <w:rPr/>
+            </w:r>
+          </w:p>
+        </w:tc>
+        <w:tc>
+          <w:tcPr>
+            <w:tcW w:w="2192" w:type="dxa"/>
+            <w:tcBorders/>
+            <w:shd w:fill="auto" w:val="clear"/>
+            <w:tcMar>
+              <w:left w:w="103" w:type="dxa"/>
             </w:tcMar>
           </w:tcPr>
           <w:p>
@@ -5179,7 +5358,7 @@
             <w:tcBorders/>
             <w:shd w:fill="auto" w:val="clear"/>
             <w:tcMar>
-              <w:left w:w="108" w:type="dxa"/>
+              <w:left w:w="103" w:type="dxa"/>
             </w:tcMar>
           </w:tcPr>
           <w:p>
@@ -5202,7 +5381,7 @@
             <w:tcBorders/>
             <w:shd w:fill="auto" w:val="clear"/>
             <w:tcMar>
-              <w:left w:w="108" w:type="dxa"/>
+              <w:left w:w="103" w:type="dxa"/>
             </w:tcMar>
           </w:tcPr>
           <w:p>
@@ -5219,31 +5398,31 @@
         </w:tc>
         <w:tc>
           <w:tcPr>
-            <w:tcW w:w="3539" w:type="dxa"/>
-            <w:tcBorders/>
-            <w:shd w:fill="auto" w:val="clear"/>
-            <w:tcMar>
-              <w:left w:w="108" w:type="dxa"/>
-            </w:tcMar>
-          </w:tcPr>
-          <w:p>
-            <w:pPr>
-              <w:pStyle w:val="Normal"/>
-              <w:spacing w:lineRule="auto" w:line="240" w:before="0" w:after="0"/>
-              <w:rPr/>
-            </w:pPr>
-            <w:r>
-              <w:rPr/>
-            </w:r>
-          </w:p>
-        </w:tc>
-        <w:tc>
-          <w:tcPr>
-            <w:tcW w:w="2191" w:type="dxa"/>
-            <w:tcBorders/>
-            <w:shd w:fill="auto" w:val="clear"/>
-            <w:tcMar>
-              <w:left w:w="108" w:type="dxa"/>
+            <w:tcW w:w="3538" w:type="dxa"/>
+            <w:tcBorders/>
+            <w:shd w:fill="auto" w:val="clear"/>
+            <w:tcMar>
+              <w:left w:w="103" w:type="dxa"/>
+            </w:tcMar>
+          </w:tcPr>
+          <w:p>
+            <w:pPr>
+              <w:pStyle w:val="Normal"/>
+              <w:spacing w:lineRule="auto" w:line="240" w:before="0" w:after="0"/>
+              <w:rPr/>
+            </w:pPr>
+            <w:r>
+              <w:rPr/>
+            </w:r>
+          </w:p>
+        </w:tc>
+        <w:tc>
+          <w:tcPr>
+            <w:tcW w:w="2192" w:type="dxa"/>
+            <w:tcBorders/>
+            <w:shd w:fill="auto" w:val="clear"/>
+            <w:tcMar>
+              <w:left w:w="103" w:type="dxa"/>
             </w:tcMar>
           </w:tcPr>
           <w:p>
@@ -5264,9 +5443,20 @@
             <w:tcBorders/>
             <w:shd w:fill="auto" w:val="clear"/>
             <w:tcMar>
-              <w:left w:w="108" w:type="dxa"/>
-            </w:tcMar>
-          </w:tcPr>
+              <w:left w:w="103" w:type="dxa"/>
+            </w:tcMar>
+          </w:tcPr>
+          <w:p>
+            <w:pPr>
+              <w:pStyle w:val="Normal"/>
+              <w:spacing w:lineRule="auto" w:line="240" w:before="0" w:after="0"/>
+              <w:rPr/>
+            </w:pPr>
+            <w:r>
+              <w:rPr/>
+              <w:t>JSJ: Nok ikke lokaliseret !</w:t>
+            </w:r>
+          </w:p>
           <w:p>
             <w:pPr>
               <w:pStyle w:val="Normal"/>
@@ -5288,27 +5478,27 @@
             <w:tcBorders/>
             <w:shd w:fill="auto" w:val="clear"/>
             <w:tcMar>
-              <w:left w:w="108" w:type="dxa"/>
-            </w:tcMar>
-          </w:tcPr>
-          <w:p>
-            <w:pPr>
-              <w:pStyle w:val="Normal"/>
-              <w:spacing w:lineRule="auto" w:line="240" w:before="0" w:after="0"/>
-              <w:rPr/>
-            </w:pPr>
-            <w:r>
-              <w:rPr/>
-            </w:r>
-          </w:p>
-        </w:tc>
-        <w:tc>
-          <w:tcPr>
-            <w:tcW w:w="3539" w:type="dxa"/>
-            <w:tcBorders/>
-            <w:shd w:fill="auto" w:val="clear"/>
-            <w:tcMar>
-              <w:left w:w="108" w:type="dxa"/>
+              <w:left w:w="103" w:type="dxa"/>
+            </w:tcMar>
+          </w:tcPr>
+          <w:p>
+            <w:pPr>
+              <w:pStyle w:val="Normal"/>
+              <w:spacing w:lineRule="auto" w:line="240" w:before="0" w:after="0"/>
+              <w:rPr/>
+            </w:pPr>
+            <w:r>
+              <w:rPr/>
+            </w:r>
+          </w:p>
+        </w:tc>
+        <w:tc>
+          <w:tcPr>
+            <w:tcW w:w="3538" w:type="dxa"/>
+            <w:tcBorders/>
+            <w:shd w:fill="auto" w:val="clear"/>
+            <w:tcMar>
+              <w:left w:w="103" w:type="dxa"/>
             </w:tcMar>
           </w:tcPr>
           <w:p>
@@ -5325,11 +5515,11 @@
         </w:tc>
         <w:tc>
           <w:tcPr>
-            <w:tcW w:w="2191" w:type="dxa"/>
-            <w:tcBorders/>
-            <w:shd w:fill="auto" w:val="clear"/>
-            <w:tcMar>
-              <w:left w:w="108" w:type="dxa"/>
+            <w:tcW w:w="2192" w:type="dxa"/>
+            <w:tcBorders/>
+            <w:shd w:fill="auto" w:val="clear"/>
+            <w:tcMar>
+              <w:left w:w="103" w:type="dxa"/>
             </w:tcMar>
           </w:tcPr>
           <w:p>
@@ -5350,17 +5540,18 @@
             <w:tcBorders/>
             <w:shd w:fill="auto" w:val="clear"/>
             <w:tcMar>
-              <w:left w:w="108" w:type="dxa"/>
-            </w:tcMar>
-          </w:tcPr>
-          <w:p>
-            <w:pPr>
-              <w:pStyle w:val="Normal"/>
-              <w:spacing w:lineRule="auto" w:line="240" w:before="0" w:after="0"/>
-              <w:rPr/>
-            </w:pPr>
-            <w:r>
-              <w:rPr/>
+              <w:left w:w="103" w:type="dxa"/>
+            </w:tcMar>
+          </w:tcPr>
+          <w:p>
+            <w:pPr>
+              <w:pStyle w:val="Normal"/>
+              <w:spacing w:lineRule="auto" w:line="240" w:before="0" w:after="0"/>
+              <w:rPr/>
+            </w:pPr>
+            <w:r>
+              <w:rPr/>
+              <w:t>JSJ Ikke lokaliseret</w:t>
             </w:r>
           </w:p>
         </w:tc>
@@ -5373,47 +5564,47 @@
             <w:tcBorders/>
             <w:shd w:fill="auto" w:val="clear"/>
             <w:tcMar>
-              <w:left w:w="108" w:type="dxa"/>
-            </w:tcMar>
-          </w:tcPr>
-          <w:p>
-            <w:pPr>
-              <w:pStyle w:val="Normal"/>
-              <w:spacing w:lineRule="auto" w:line="240" w:before="0" w:after="0"/>
-              <w:rPr/>
-            </w:pPr>
-            <w:r>
-              <w:rPr/>
-            </w:r>
-          </w:p>
-        </w:tc>
-        <w:tc>
-          <w:tcPr>
-            <w:tcW w:w="3539" w:type="dxa"/>
-            <w:tcBorders/>
-            <w:shd w:fill="auto" w:val="clear"/>
-            <w:tcMar>
-              <w:left w:w="108" w:type="dxa"/>
-            </w:tcMar>
-          </w:tcPr>
-          <w:p>
-            <w:pPr>
-              <w:pStyle w:val="Normal"/>
-              <w:spacing w:lineRule="auto" w:line="240" w:before="0" w:after="0"/>
-              <w:rPr/>
-            </w:pPr>
-            <w:r>
-              <w:rPr/>
-            </w:r>
-          </w:p>
-        </w:tc>
-        <w:tc>
-          <w:tcPr>
-            <w:tcW w:w="2191" w:type="dxa"/>
-            <w:tcBorders/>
-            <w:shd w:fill="auto" w:val="clear"/>
-            <w:tcMar>
-              <w:left w:w="108" w:type="dxa"/>
+              <w:left w:w="103" w:type="dxa"/>
+            </w:tcMar>
+          </w:tcPr>
+          <w:p>
+            <w:pPr>
+              <w:pStyle w:val="Normal"/>
+              <w:spacing w:lineRule="auto" w:line="240" w:before="0" w:after="0"/>
+              <w:rPr/>
+            </w:pPr>
+            <w:r>
+              <w:rPr/>
+            </w:r>
+          </w:p>
+        </w:tc>
+        <w:tc>
+          <w:tcPr>
+            <w:tcW w:w="3538" w:type="dxa"/>
+            <w:tcBorders/>
+            <w:shd w:fill="auto" w:val="clear"/>
+            <w:tcMar>
+              <w:left w:w="103" w:type="dxa"/>
+            </w:tcMar>
+          </w:tcPr>
+          <w:p>
+            <w:pPr>
+              <w:pStyle w:val="Normal"/>
+              <w:spacing w:lineRule="auto" w:line="240" w:before="0" w:after="0"/>
+              <w:rPr/>
+            </w:pPr>
+            <w:r>
+              <w:rPr/>
+            </w:r>
+          </w:p>
+        </w:tc>
+        <w:tc>
+          <w:tcPr>
+            <w:tcW w:w="2192" w:type="dxa"/>
+            <w:tcBorders/>
+            <w:shd w:fill="auto" w:val="clear"/>
+            <w:tcMar>
+              <w:left w:w="103" w:type="dxa"/>
             </w:tcMar>
           </w:tcPr>
           <w:p>
@@ -5433,7 +5624,7 @@
             <w:tcBorders/>
             <w:shd w:fill="auto" w:val="clear"/>
             <w:tcMar>
-              <w:left w:w="108" w:type="dxa"/>
+              <w:left w:w="103" w:type="dxa"/>
             </w:tcMar>
           </w:tcPr>
           <w:p>
@@ -5463,30 +5654,30 @@
         <w:tblStyle w:val="Tabelraster"/>
         <w:tblW w:w="9062" w:type="dxa"/>
         <w:jc w:val="left"/>
-        <w:tblInd w:w="0" w:type="dxa"/>
+        <w:tblInd w:w="-5" w:type="dxa"/>
         <w:tblCellMar>
           <w:top w:w="0" w:type="dxa"/>
-          <w:left w:w="108" w:type="dxa"/>
+          <w:left w:w="103" w:type="dxa"/>
           <w:bottom w:w="0" w:type="dxa"/>
           <w:right w:w="108" w:type="dxa"/>
         </w:tblCellMar>
         <w:tblLook w:noVBand="1" w:val="04a0" w:noHBand="0" w:lastColumn="0" w:firstColumn="1" w:lastRow="0" w:firstRow="1"/>
       </w:tblPr>
       <w:tblGrid>
-        <w:gridCol w:w="1113"/>
+        <w:gridCol w:w="1112"/>
         <w:gridCol w:w="3728"/>
-        <w:gridCol w:w="1933"/>
+        <w:gridCol w:w="1934"/>
         <w:gridCol w:w="2287"/>
       </w:tblGrid>
       <w:tr>
         <w:trPr/>
         <w:tc>
           <w:tcPr>
-            <w:tcW w:w="1113" w:type="dxa"/>
-            <w:tcBorders/>
-            <w:shd w:fill="auto" w:val="clear"/>
-            <w:tcMar>
-              <w:left w:w="108" w:type="dxa"/>
+            <w:tcW w:w="1112" w:type="dxa"/>
+            <w:tcBorders/>
+            <w:shd w:fill="auto" w:val="clear"/>
+            <w:tcMar>
+              <w:left w:w="103" w:type="dxa"/>
             </w:tcMar>
           </w:tcPr>
           <w:p>
@@ -5506,7 +5697,7 @@
             <w:tcBorders/>
             <w:shd w:fill="auto" w:val="clear"/>
             <w:tcMar>
-              <w:left w:w="108" w:type="dxa"/>
+              <w:left w:w="103" w:type="dxa"/>
             </w:tcMar>
           </w:tcPr>
           <w:p>
@@ -5523,11 +5714,11 @@
         </w:tc>
         <w:tc>
           <w:tcPr>
-            <w:tcW w:w="1933" w:type="dxa"/>
-            <w:tcBorders/>
-            <w:shd w:fill="auto" w:val="clear"/>
-            <w:tcMar>
-              <w:left w:w="108" w:type="dxa"/>
+            <w:tcW w:w="1934" w:type="dxa"/>
+            <w:tcBorders/>
+            <w:shd w:fill="auto" w:val="clear"/>
+            <w:tcMar>
+              <w:left w:w="103" w:type="dxa"/>
             </w:tcMar>
           </w:tcPr>
           <w:p>
@@ -5547,7 +5738,7 @@
             <w:tcBorders/>
             <w:shd w:fill="auto" w:val="clear"/>
             <w:tcMar>
-              <w:left w:w="108" w:type="dxa"/>
+              <w:left w:w="103" w:type="dxa"/>
             </w:tcMar>
           </w:tcPr>
           <w:p>
@@ -5567,11 +5758,11 @@
         <w:trPr/>
         <w:tc>
           <w:tcPr>
-            <w:tcW w:w="1113" w:type="dxa"/>
-            <w:tcBorders/>
-            <w:shd w:fill="auto" w:val="clear"/>
-            <w:tcMar>
-              <w:left w:w="108" w:type="dxa"/>
+            <w:tcW w:w="1112" w:type="dxa"/>
+            <w:tcBorders/>
+            <w:shd w:fill="auto" w:val="clear"/>
+            <w:tcMar>
+              <w:left w:w="103" w:type="dxa"/>
             </w:tcMar>
           </w:tcPr>
           <w:p>
@@ -5592,7 +5783,7 @@
             <w:tcBorders/>
             <w:shd w:fill="auto" w:val="clear"/>
             <w:tcMar>
-              <w:left w:w="108" w:type="dxa"/>
+              <w:left w:w="103" w:type="dxa"/>
             </w:tcMar>
           </w:tcPr>
           <w:p>
@@ -5609,11 +5800,11 @@
         </w:tc>
         <w:tc>
           <w:tcPr>
-            <w:tcW w:w="1933" w:type="dxa"/>
-            <w:tcBorders/>
-            <w:shd w:fill="auto" w:val="clear"/>
-            <w:tcMar>
-              <w:left w:w="108" w:type="dxa"/>
+            <w:tcW w:w="1934" w:type="dxa"/>
+            <w:tcBorders/>
+            <w:shd w:fill="auto" w:val="clear"/>
+            <w:tcMar>
+              <w:left w:w="103" w:type="dxa"/>
             </w:tcMar>
           </w:tcPr>
           <w:p>
@@ -5633,18 +5824,24 @@
             <w:tcBorders/>
             <w:shd w:fill="auto" w:val="clear"/>
             <w:tcMar>
-              <w:left w:w="108" w:type="dxa"/>
-            </w:tcMar>
-          </w:tcPr>
-          <w:p>
-            <w:pPr>
-              <w:pStyle w:val="Normal"/>
-              <w:spacing w:lineRule="auto" w:line="240" w:before="0" w:after="0"/>
-              <w:rPr/>
-            </w:pPr>
-            <w:r>
-              <w:rPr/>
-              <w:t>XML-bibliotheken</w:t>
+              <w:left w:w="103" w:type="dxa"/>
+            </w:tcMar>
+          </w:tcPr>
+          <w:p>
+            <w:pPr>
+              <w:pStyle w:val="Normal"/>
+              <w:spacing w:lineRule="auto" w:line="240" w:before="0" w:after="0"/>
+              <w:rPr/>
+            </w:pPr>
+            <w:r>
+              <w:rPr/>
+              <w:t>XML</w:t>
+            </w:r>
+            <w:bookmarkStart w:id="1" w:name="__DdeLink__724_802753046"/>
+            <w:bookmarkEnd w:id="1"/>
+            <w:r>
+              <w:rPr/>
+              <w:t>-bibliotheken</w:t>
             </w:r>
           </w:p>
         </w:tc>
@@ -5664,30 +5861,30 @@
         <w:tblStyle w:val="Tabelraster"/>
         <w:tblW w:w="9062" w:type="dxa"/>
         <w:jc w:val="left"/>
-        <w:tblInd w:w="0" w:type="dxa"/>
+        <w:tblInd w:w="-5" w:type="dxa"/>
         <w:tblCellMar>
           <w:top w:w="0" w:type="dxa"/>
-          <w:left w:w="108" w:type="dxa"/>
+          <w:left w:w="103" w:type="dxa"/>
           <w:bottom w:w="0" w:type="dxa"/>
           <w:right w:w="108" w:type="dxa"/>
         </w:tblCellMar>
         <w:tblLook w:noVBand="1" w:val="04a0" w:noHBand="0" w:lastColumn="0" w:firstColumn="1" w:lastRow="0" w:firstRow="1"/>
       </w:tblPr>
       <w:tblGrid>
-        <w:gridCol w:w="1113"/>
+        <w:gridCol w:w="1112"/>
         <w:gridCol w:w="3728"/>
-        <w:gridCol w:w="1933"/>
+        <w:gridCol w:w="1934"/>
         <w:gridCol w:w="2287"/>
       </w:tblGrid>
       <w:tr>
         <w:trPr/>
         <w:tc>
           <w:tcPr>
-            <w:tcW w:w="1113" w:type="dxa"/>
-            <w:tcBorders/>
-            <w:shd w:fill="auto" w:val="clear"/>
-            <w:tcMar>
-              <w:left w:w="108" w:type="dxa"/>
+            <w:tcW w:w="1112" w:type="dxa"/>
+            <w:tcBorders/>
+            <w:shd w:fill="auto" w:val="clear"/>
+            <w:tcMar>
+              <w:left w:w="103" w:type="dxa"/>
             </w:tcMar>
           </w:tcPr>
           <w:p>
@@ -5707,7 +5904,7 @@
             <w:tcBorders/>
             <w:shd w:fill="auto" w:val="clear"/>
             <w:tcMar>
-              <w:left w:w="108" w:type="dxa"/>
+              <w:left w:w="103" w:type="dxa"/>
             </w:tcMar>
           </w:tcPr>
           <w:p>
@@ -5724,11 +5921,11 @@
         </w:tc>
         <w:tc>
           <w:tcPr>
-            <w:tcW w:w="1933" w:type="dxa"/>
-            <w:tcBorders/>
-            <w:shd w:fill="auto" w:val="clear"/>
-            <w:tcMar>
-              <w:left w:w="108" w:type="dxa"/>
+            <w:tcW w:w="1934" w:type="dxa"/>
+            <w:tcBorders/>
+            <w:shd w:fill="auto" w:val="clear"/>
+            <w:tcMar>
+              <w:left w:w="103" w:type="dxa"/>
             </w:tcMar>
           </w:tcPr>
           <w:p>
@@ -5748,7 +5945,7 @@
             <w:tcBorders/>
             <w:shd w:fill="auto" w:val="clear"/>
             <w:tcMar>
-              <w:left w:w="108" w:type="dxa"/>
+              <w:left w:w="103" w:type="dxa"/>
             </w:tcMar>
           </w:tcPr>
           <w:p>
@@ -5768,11 +5965,11 @@
         <w:trPr/>
         <w:tc>
           <w:tcPr>
-            <w:tcW w:w="1113" w:type="dxa"/>
-            <w:tcBorders/>
-            <w:shd w:fill="auto" w:val="clear"/>
-            <w:tcMar>
-              <w:left w:w="108" w:type="dxa"/>
+            <w:tcW w:w="1112" w:type="dxa"/>
+            <w:tcBorders/>
+            <w:shd w:fill="auto" w:val="clear"/>
+            <w:tcMar>
+              <w:left w:w="103" w:type="dxa"/>
             </w:tcMar>
           </w:tcPr>
           <w:p>
@@ -5792,7 +5989,7 @@
             <w:tcBorders/>
             <w:shd w:fill="auto" w:val="clear"/>
             <w:tcMar>
-              <w:left w:w="108" w:type="dxa"/>
+              <w:left w:w="103" w:type="dxa"/>
             </w:tcMar>
           </w:tcPr>
           <w:p>
@@ -5809,11 +6006,11 @@
         </w:tc>
         <w:tc>
           <w:tcPr>
-            <w:tcW w:w="1933" w:type="dxa"/>
-            <w:tcBorders/>
-            <w:shd w:fill="auto" w:val="clear"/>
-            <w:tcMar>
-              <w:left w:w="108" w:type="dxa"/>
+            <w:tcW w:w="1934" w:type="dxa"/>
+            <w:tcBorders/>
+            <w:shd w:fill="auto" w:val="clear"/>
+            <w:tcMar>
+              <w:left w:w="103" w:type="dxa"/>
             </w:tcMar>
           </w:tcPr>
           <w:p>
@@ -5833,7 +6030,7 @@
             <w:tcBorders/>
             <w:shd w:fill="auto" w:val="clear"/>
             <w:tcMar>
-              <w:left w:w="108" w:type="dxa"/>
+              <w:left w:w="103" w:type="dxa"/>
             </w:tcMar>
           </w:tcPr>
           <w:p>
@@ -5852,11 +6049,11 @@
         <w:trPr/>
         <w:tc>
           <w:tcPr>
-            <w:tcW w:w="1113" w:type="dxa"/>
-            <w:tcBorders/>
-            <w:shd w:fill="auto" w:val="clear"/>
-            <w:tcMar>
-              <w:left w:w="108" w:type="dxa"/>
+            <w:tcW w:w="1112" w:type="dxa"/>
+            <w:tcBorders/>
+            <w:shd w:fill="auto" w:val="clear"/>
+            <w:tcMar>
+              <w:left w:w="103" w:type="dxa"/>
             </w:tcMar>
           </w:tcPr>
           <w:p>
@@ -5876,7 +6073,7 @@
             <w:tcBorders/>
             <w:shd w:fill="auto" w:val="clear"/>
             <w:tcMar>
-              <w:left w:w="108" w:type="dxa"/>
+              <w:left w:w="103" w:type="dxa"/>
             </w:tcMar>
           </w:tcPr>
           <w:p>
@@ -5893,11 +6090,11 @@
         </w:tc>
         <w:tc>
           <w:tcPr>
-            <w:tcW w:w="1933" w:type="dxa"/>
-            <w:tcBorders/>
-            <w:shd w:fill="auto" w:val="clear"/>
-            <w:tcMar>
-              <w:left w:w="108" w:type="dxa"/>
+            <w:tcW w:w="1934" w:type="dxa"/>
+            <w:tcBorders/>
+            <w:shd w:fill="auto" w:val="clear"/>
+            <w:tcMar>
+              <w:left w:w="103" w:type="dxa"/>
             </w:tcMar>
           </w:tcPr>
           <w:p>
@@ -5917,7 +6114,7 @@
             <w:tcBorders/>
             <w:shd w:fill="auto" w:val="clear"/>
             <w:tcMar>
-              <w:left w:w="108" w:type="dxa"/>
+              <w:left w:w="103" w:type="dxa"/>
             </w:tcMar>
           </w:tcPr>
           <w:p>
@@ -5936,11 +6133,11 @@
         <w:trPr/>
         <w:tc>
           <w:tcPr>
-            <w:tcW w:w="1113" w:type="dxa"/>
-            <w:tcBorders/>
-            <w:shd w:fill="auto" w:val="clear"/>
-            <w:tcMar>
-              <w:left w:w="108" w:type="dxa"/>
+            <w:tcW w:w="1112" w:type="dxa"/>
+            <w:tcBorders/>
+            <w:shd w:fill="auto" w:val="clear"/>
+            <w:tcMar>
+              <w:left w:w="103" w:type="dxa"/>
             </w:tcMar>
           </w:tcPr>
           <w:p>
@@ -5960,7 +6157,7 @@
             <w:tcBorders/>
             <w:shd w:fill="auto" w:val="clear"/>
             <w:tcMar>
-              <w:left w:w="108" w:type="dxa"/>
+              <w:left w:w="103" w:type="dxa"/>
             </w:tcMar>
           </w:tcPr>
           <w:p>
@@ -5977,11 +6174,11 @@
         </w:tc>
         <w:tc>
           <w:tcPr>
-            <w:tcW w:w="1933" w:type="dxa"/>
-            <w:tcBorders/>
-            <w:shd w:fill="auto" w:val="clear"/>
-            <w:tcMar>
-              <w:left w:w="108" w:type="dxa"/>
+            <w:tcW w:w="1934" w:type="dxa"/>
+            <w:tcBorders/>
+            <w:shd w:fill="auto" w:val="clear"/>
+            <w:tcMar>
+              <w:left w:w="103" w:type="dxa"/>
             </w:tcMar>
           </w:tcPr>
           <w:p>
@@ -6001,7 +6198,7 @@
             <w:tcBorders/>
             <w:shd w:fill="auto" w:val="clear"/>
             <w:tcMar>
-              <w:left w:w="108" w:type="dxa"/>
+              <w:left w:w="103" w:type="dxa"/>
             </w:tcMar>
           </w:tcPr>
           <w:p>
@@ -6020,11 +6217,11 @@
         <w:trPr/>
         <w:tc>
           <w:tcPr>
-            <w:tcW w:w="1113" w:type="dxa"/>
-            <w:tcBorders/>
-            <w:shd w:fill="auto" w:val="clear"/>
-            <w:tcMar>
-              <w:left w:w="108" w:type="dxa"/>
+            <w:tcW w:w="1112" w:type="dxa"/>
+            <w:tcBorders/>
+            <w:shd w:fill="auto" w:val="clear"/>
+            <w:tcMar>
+              <w:left w:w="103" w:type="dxa"/>
             </w:tcMar>
           </w:tcPr>
           <w:p>
@@ -6044,7 +6241,7 @@
             <w:tcBorders/>
             <w:shd w:fill="auto" w:val="clear"/>
             <w:tcMar>
-              <w:left w:w="108" w:type="dxa"/>
+              <w:left w:w="103" w:type="dxa"/>
             </w:tcMar>
           </w:tcPr>
           <w:p>
@@ -6061,11 +6258,11 @@
         </w:tc>
         <w:tc>
           <w:tcPr>
-            <w:tcW w:w="1933" w:type="dxa"/>
-            <w:tcBorders/>
-            <w:shd w:fill="auto" w:val="clear"/>
-            <w:tcMar>
-              <w:left w:w="108" w:type="dxa"/>
+            <w:tcW w:w="1934" w:type="dxa"/>
+            <w:tcBorders/>
+            <w:shd w:fill="auto" w:val="clear"/>
+            <w:tcMar>
+              <w:left w:w="103" w:type="dxa"/>
             </w:tcMar>
           </w:tcPr>
           <w:p>
@@ -6085,7 +6282,7 @@
             <w:tcBorders/>
             <w:shd w:fill="auto" w:val="clear"/>
             <w:tcMar>
-              <w:left w:w="108" w:type="dxa"/>
+              <w:left w:w="103" w:type="dxa"/>
             </w:tcMar>
           </w:tcPr>
           <w:p>
@@ -6104,11 +6301,11 @@
         <w:trPr/>
         <w:tc>
           <w:tcPr>
-            <w:tcW w:w="1113" w:type="dxa"/>
-            <w:tcBorders/>
-            <w:shd w:fill="auto" w:val="clear"/>
-            <w:tcMar>
-              <w:left w:w="108" w:type="dxa"/>
+            <w:tcW w:w="1112" w:type="dxa"/>
+            <w:tcBorders/>
+            <w:shd w:fill="auto" w:val="clear"/>
+            <w:tcMar>
+              <w:left w:w="103" w:type="dxa"/>
             </w:tcMar>
           </w:tcPr>
           <w:p>
@@ -6128,7 +6325,7 @@
             <w:tcBorders/>
             <w:shd w:fill="auto" w:val="clear"/>
             <w:tcMar>
-              <w:left w:w="108" w:type="dxa"/>
+              <w:left w:w="103" w:type="dxa"/>
             </w:tcMar>
           </w:tcPr>
           <w:p>
@@ -6145,11 +6342,11 @@
         </w:tc>
         <w:tc>
           <w:tcPr>
-            <w:tcW w:w="1933" w:type="dxa"/>
-            <w:tcBorders/>
-            <w:shd w:fill="auto" w:val="clear"/>
-            <w:tcMar>
-              <w:left w:w="108" w:type="dxa"/>
+            <w:tcW w:w="1934" w:type="dxa"/>
+            <w:tcBorders/>
+            <w:shd w:fill="auto" w:val="clear"/>
+            <w:tcMar>
+              <w:left w:w="103" w:type="dxa"/>
             </w:tcMar>
           </w:tcPr>
           <w:p>
@@ -6169,7 +6366,7 @@
             <w:tcBorders/>
             <w:shd w:fill="auto" w:val="clear"/>
             <w:tcMar>
-              <w:left w:w="108" w:type="dxa"/>
+              <w:left w:w="103" w:type="dxa"/>
             </w:tcMar>
           </w:tcPr>
           <w:p>
@@ -6188,6 +6385,11 @@
     <w:p>
       <w:pPr>
         <w:pStyle w:val="Normal"/>
+        <w:widowControl/>
+        <w:suppressAutoHyphens w:val="true"/>
+        <w:bidi w:val="0"/>
+        <w:spacing w:lineRule="auto" w:line="259" w:before="0" w:after="160"/>
+        <w:jc w:val="left"/>
         <w:rPr/>
       </w:pPr>
       <w:r>
@@ -6213,7 +6415,6 @@
     <w:rPrDefault>
       <w:rPr>
         <w:rFonts w:ascii="Calibri" w:hAnsi="Calibri" w:eastAsia="Calibri" w:cs="" w:asciiTheme="minorHAnsi" w:cstheme="minorBidi" w:eastAsiaTheme="minorHAnsi" w:hAnsiTheme="minorHAnsi"/>
-        <w:sz w:val="22"/>
         <w:szCs w:val="22"/>
         <w:lang w:val="nl-NL" w:eastAsia="en-US" w:bidi="ar-SA"/>
       </w:rPr>
@@ -6614,7 +6815,7 @@
     </w:pPr>
     <w:rPr>
       <w:rFonts w:ascii="Calibri" w:hAnsi="Calibri" w:eastAsia="Calibri" w:cs="" w:asciiTheme="minorHAnsi" w:cstheme="minorBidi" w:eastAsiaTheme="minorHAnsi" w:hAnsiTheme="minorHAnsi"/>
-      <w:color w:val="auto"/>
+      <w:color w:val="00000A"/>
       <w:sz w:val="22"/>
       <w:szCs w:val="22"/>
       <w:lang w:val="nl-NL" w:eastAsia="en-US" w:bidi="ar-SA"/>
@@ -6684,6 +6885,20 @@
     <w:rPr>
       <w:rFonts w:cs="Lucida Sans"/>
     </w:rPr>
+  </w:style>
+  <w:style w:type="paragraph" w:styleId="Tabelindhold">
+    <w:name w:val="Tabelindhold"/>
+    <w:basedOn w:val="Normal"/>
+    <w:qFormat/>
+    <w:pPr/>
+    <w:rPr/>
+  </w:style>
+  <w:style w:type="paragraph" w:styleId="Tabeloverskrift">
+    <w:name w:val="Tabeloverskrift"/>
+    <w:basedOn w:val="Tabelindhold"/>
+    <w:qFormat/>
+    <w:pPr/>
+    <w:rPr/>
   </w:style>
   <w:style w:type="numbering" w:styleId="NoList" w:default="1">
     <w:name w:val="No List"/>
